--- a/Ravi_Kiran_Pilli_AI_FullStack_Resume.docx
+++ b/Ravi_Kiran_Pilli_AI_FullStack_Resume.docx
@@ -203,6 +203,11 @@
           <w:b/>
         </w:rPr>
         <w:t>Phone: 201-912-6639</w:t>
+      </w:r>
+      <w:r>
+        <w:rPr>
+          <w:b/>
+        </w:rPr>
         <w:tab/>
         <w:t>AI-Powered Full Stack Engineer</w:t>
       </w:r>
@@ -311,6 +316,7 @@
         <w:pStyle w:val="Heading1"/>
         <w:spacing w:before="56"/>
       </w:pPr>
+      <w:proofErr w:type="gramStart"/>
       <w:r>
         <w:t>PROFESSIONAL</w:t>
       </w:r>
@@ -324,7 +330,14 @@
         <w:rPr>
           <w:spacing w:val="-2"/>
         </w:rPr>
-        <w:t>SUMMARY:</w:t>
+        <w:t>SUMMARY</w:t>
+      </w:r>
+      <w:proofErr w:type="gramEnd"/>
+      <w:r>
+        <w:rPr>
+          <w:spacing w:val="-2"/>
+        </w:rPr>
+        <w:t>:</w:t>
       </w:r>
     </w:p>
     <w:p>
@@ -338,7 +351,39 @@
         <w:ind w:left="1151" w:hanging="359"/>
       </w:pPr>
       <w:r>
-        <w:t>AI-Powered Full Stack Engineer with 3.5+ years in the Pharmacy Ecosystem, shipping production code across PrimeRx, PrimeRx Market, POS, MyPrimeRx, and ePrimeRx.</w:t>
+        <w:t xml:space="preserve">AI-Powered Full Stack Engineer with 3.5+ years in the Pharmacy Ecosystem, shipping production code across </w:t>
+      </w:r>
+      <w:proofErr w:type="spellStart"/>
+      <w:r>
+        <w:t>PrimeRx</w:t>
+      </w:r>
+      <w:proofErr w:type="spellEnd"/>
+      <w:r>
+        <w:t xml:space="preserve">, </w:t>
+      </w:r>
+      <w:proofErr w:type="spellStart"/>
+      <w:r>
+        <w:t>PrimeRx</w:t>
+      </w:r>
+      <w:proofErr w:type="spellEnd"/>
+      <w:r>
+        <w:t xml:space="preserve"> Market, POS, </w:t>
+      </w:r>
+      <w:proofErr w:type="spellStart"/>
+      <w:r>
+        <w:t>MyPrimeRx</w:t>
+      </w:r>
+      <w:proofErr w:type="spellEnd"/>
+      <w:r>
+        <w:t xml:space="preserve">, and </w:t>
+      </w:r>
+      <w:proofErr w:type="spellStart"/>
+      <w:r>
+        <w:t>ePrimeRx</w:t>
+      </w:r>
+      <w:proofErr w:type="spellEnd"/>
+      <w:r>
+        <w:t>.</w:t>
       </w:r>
     </w:p>
     <w:p>
@@ -352,7 +397,15 @@
         <w:ind w:left="1151" w:hanging="359"/>
       </w:pPr>
       <w:r>
-        <w:t>Deep domain expertise in Prescription Processing, eRx Automation, EDI Transactions, Insurance Eligibility, Pharmacy Delivery, Drug Price Updates, Tenant Migration, and Patient Engagement.</w:t>
+        <w:t xml:space="preserve">Deep domain expertise in Prescription Processing, </w:t>
+      </w:r>
+      <w:proofErr w:type="spellStart"/>
+      <w:r>
+        <w:t>eRx</w:t>
+      </w:r>
+      <w:proofErr w:type="spellEnd"/>
+      <w:r>
+        <w:t xml:space="preserve"> Automation, EDI Transactions, Insurance Eligibility, Pharmacy Delivery, Drug Price Updates, Tenant Migration, and Patient Engagement.</w:t>
       </w:r>
     </w:p>
     <w:p>
@@ -380,7 +433,15 @@
         <w:ind w:left="1207" w:hanging="415"/>
       </w:pPr>
       <w:r>
-        <w:t>Built Patient Engagement on a PWA Architecture: appless install, push notifications, offline-first refills, eliminating native app-store distribution.</w:t>
+        <w:t xml:space="preserve">Built Patient Engagement on a PWA Architecture: </w:t>
+      </w:r>
+      <w:proofErr w:type="spellStart"/>
+      <w:r>
+        <w:t>appless</w:t>
+      </w:r>
+      <w:proofErr w:type="spellEnd"/>
+      <w:r>
+        <w:t xml:space="preserve"> install, push notifications, offline-first refills, eliminating native app-store distribution.</w:t>
       </w:r>
     </w:p>
     <w:p>
@@ -394,7 +455,15 @@
         <w:ind w:left="1151" w:hanging="359"/>
       </w:pPr>
       <w:r>
-        <w:t>Strong full-stack foundations in Angular, .NET (C#, ASP.NET Core), SQL Server, Elasticsearch, MongoDB, Apache Kafka, Auth0/WebAuthn, Azure, and Azure DevOps.</w:t>
+        <w:t>Strong full-stack foundations in Angular, .NET (C#, ASP.NET Core), SQL Server, Elasticsearch, MongoDB, Apache Kafka, Auth0/</w:t>
+      </w:r>
+      <w:proofErr w:type="spellStart"/>
+      <w:r>
+        <w:t>WebAuthn</w:t>
+      </w:r>
+      <w:proofErr w:type="spellEnd"/>
+      <w:r>
+        <w:t>, Azure, and Azure DevOps.</w:t>
       </w:r>
     </w:p>
     <w:p>
@@ -422,7 +491,15 @@
         <w:ind w:left="1151" w:hanging="359"/>
       </w:pPr>
       <w:r>
-        <w:t>Direct integration of OpenAI, Anthropic, and Gemini APIs; explored LangChain, RAG, embeddings, and Pinecone for retrieval-augmented features.</w:t>
+        <w:t xml:space="preserve">Direct integration of OpenAI, Anthropic, and Gemini APIs; explored </w:t>
+      </w:r>
+      <w:proofErr w:type="spellStart"/>
+      <w:r>
+        <w:t>LangChain</w:t>
+      </w:r>
+      <w:proofErr w:type="spellEnd"/>
+      <w:r>
+        <w:t>, RAG, embeddings, and Pinecone for retrieval-augmented features.</w:t>
       </w:r>
     </w:p>
     <w:p>
@@ -439,7 +516,35 @@
         <w:rPr>
           <w:spacing w:val="-2"/>
         </w:rPr>
-        <w:t>Led codebase-wide Timezone Migration with NodaTime/IANA, SQL Server AT TIME ZONE, and Angular Localization across 300+ screens.</w:t>
+        <w:t xml:space="preserve">Led codebase-wide </w:t>
+      </w:r>
+      <w:proofErr w:type="spellStart"/>
+      <w:r>
+        <w:rPr>
+          <w:spacing w:val="-2"/>
+        </w:rPr>
+        <w:t>Timezone</w:t>
+      </w:r>
+      <w:proofErr w:type="spellEnd"/>
+      <w:r>
+        <w:rPr>
+          <w:spacing w:val="-2"/>
+        </w:rPr>
+        <w:t xml:space="preserve"> Migration with </w:t>
+      </w:r>
+      <w:proofErr w:type="spellStart"/>
+      <w:r>
+        <w:rPr>
+          <w:spacing w:val="-2"/>
+        </w:rPr>
+        <w:t>NodaTime</w:t>
+      </w:r>
+      <w:proofErr w:type="spellEnd"/>
+      <w:r>
+        <w:rPr>
+          <w:spacing w:val="-2"/>
+        </w:rPr>
+        <w:t>/IANA, SQL Server AT TIME ZONE, and Angular Localization across 300+ screens.</w:t>
       </w:r>
     </w:p>
     <w:p>
@@ -453,7 +558,15 @@
         <w:ind w:left="1151" w:hanging="359"/>
       </w:pPr>
       <w:r>
-        <w:t>Optimized Auth0: WebAuthn/Passkey biometric flows, Phone MFA, Email OTP, and SSO certificates for secure patient authentication.</w:t>
+        <w:t xml:space="preserve">Optimized Auth0: </w:t>
+      </w:r>
+      <w:proofErr w:type="spellStart"/>
+      <w:r>
+        <w:t>WebAuthn</w:t>
+      </w:r>
+      <w:proofErr w:type="spellEnd"/>
+      <w:r>
+        <w:t>/Passkey biometric flows, Phone MFA, Email OTP, and SSO certificates for secure patient authentication.</w:t>
       </w:r>
     </w:p>
     <w:p>
@@ -537,7 +650,31 @@
         <w:ind w:left="1151" w:hanging="359"/>
       </w:pPr>
       <w:r>
-        <w:t>Strong background in unit, integration, and end-to-end testing with NUnit, xUnit, Jasmine, and Karma.</w:t>
+        <w:t xml:space="preserve">Built and deployed </w:t>
+      </w:r>
+      <w:proofErr w:type="spellStart"/>
+      <w:r>
+        <w:t>PortfolioBot</w:t>
+      </w:r>
+      <w:proofErr w:type="spellEnd"/>
+      <w:r>
+        <w:t xml:space="preserve">, a production RAG (Retrieval-Augmented Generation) assistant embedded live on my portfolio site: </w:t>
+      </w:r>
+      <w:proofErr w:type="spellStart"/>
+      <w:r>
+        <w:t>FastAPI</w:t>
+      </w:r>
+      <w:proofErr w:type="spellEnd"/>
+      <w:r>
+        <w:t xml:space="preserve"> on OpenAI GPT-4o-mini with text-embedding-3-small, </w:t>
+      </w:r>
+      <w:proofErr w:type="spellStart"/>
+      <w:r>
+        <w:t>ChromaDB</w:t>
+      </w:r>
+      <w:proofErr w:type="spellEnd"/>
+      <w:r>
+        <w:t xml:space="preserve"> persistent vector store, and a custom Router that classifies questions as Personal (RAG-grounded with cited sources) vs General (direct LLM).</w:t>
       </w:r>
     </w:p>
     <w:p>
@@ -551,7 +688,23 @@
         <w:ind w:left="1151" w:hanging="359"/>
       </w:pPr>
       <w:r>
-        <w:t>Collaborated with QA, product, and business stakeholders in Agile Scrum to align engineering with product goals.</w:t>
+        <w:t>AI / GenAI focus areas: Generative AI, LLM Application Development, Retrieval-Augmented Generation (RAG), Vector Databases (</w:t>
+      </w:r>
+      <w:proofErr w:type="spellStart"/>
+      <w:r>
+        <w:t>ChromaDB</w:t>
+      </w:r>
+      <w:proofErr w:type="spellEnd"/>
+      <w:r>
+        <w:t xml:space="preserve">, Pinecone), Embeddings and Semantic Search, Prompt Engineering, OpenAI / Anthropic / Gemini API Integration, and </w:t>
+      </w:r>
+      <w:proofErr w:type="spellStart"/>
+      <w:r>
+        <w:t>FastAPI</w:t>
+      </w:r>
+      <w:proofErr w:type="spellEnd"/>
+      <w:r>
+        <w:t xml:space="preserve"> / Python AI Backends.</w:t>
       </w:r>
     </w:p>
     <w:p>
@@ -565,6 +718,50 @@
         <w:ind w:left="1151" w:hanging="359"/>
       </w:pPr>
       <w:r>
+        <w:t xml:space="preserve">Strong background in unit, integration, and end-to-end testing with </w:t>
+      </w:r>
+      <w:proofErr w:type="spellStart"/>
+      <w:r>
+        <w:t>NUnit</w:t>
+      </w:r>
+      <w:proofErr w:type="spellEnd"/>
+      <w:r>
+        <w:t xml:space="preserve">, </w:t>
+      </w:r>
+      <w:proofErr w:type="spellStart"/>
+      <w:r>
+        <w:t>xUnit</w:t>
+      </w:r>
+      <w:proofErr w:type="spellEnd"/>
+      <w:r>
+        <w:t>, Jasmine, and Karma.</w:t>
+      </w:r>
+    </w:p>
+    <w:p>
+      <w:pPr>
+        <w:pStyle w:val="ListParagraph"/>
+        <w:numPr>
+          <w:ilvl w:val="0"/>
+          <w:numId w:val="2"/>
+        </w:numPr>
+        <w:spacing w:line="269" w:lineRule="exact"/>
+        <w:ind w:left="1151" w:hanging="359"/>
+      </w:pPr>
+      <w:r>
+        <w:t>Collaborated with QA, product, and business stakeholders in Agile Scrum to align engineering with product goals.</w:t>
+      </w:r>
+    </w:p>
+    <w:p>
+      <w:pPr>
+        <w:pStyle w:val="ListParagraph"/>
+        <w:numPr>
+          <w:ilvl w:val="0"/>
+          <w:numId w:val="2"/>
+        </w:numPr>
+        <w:spacing w:line="269" w:lineRule="exact"/>
+        <w:ind w:left="1151" w:hanging="359"/>
+      </w:pPr>
+      <w:r>
         <w:t>Mentored junior developers, conducted code reviews, and championed best practices across teams.</w:t>
       </w:r>
     </w:p>
@@ -593,7 +790,15 @@
         <w:ind w:left="1151" w:hanging="359"/>
       </w:pPr>
       <w:r>
-        <w:t>Comfortable across the stack: frontend (Angular, TypeScript, RxJS, PWA), backend (.NET, C#, REST), data (SQL Server, MongoDB, Elasticsearch), and cloud (Azure).</w:t>
+        <w:t xml:space="preserve">Comfortable across the stack: frontend (Angular, TypeScript, </w:t>
+      </w:r>
+      <w:proofErr w:type="spellStart"/>
+      <w:r>
+        <w:t>RxJS</w:t>
+      </w:r>
+      <w:proofErr w:type="spellEnd"/>
+      <w:r>
+        <w:t>, PWA), backend (.NET, C#, REST), data (SQL Server, MongoDB, Elasticsearch), and cloud (Azure).</w:t>
       </w:r>
     </w:p>
     <w:p>
@@ -979,8 +1184,13 @@
               <w:pStyle w:val="TableParagraph"/>
               <w:spacing w:line="229" w:lineRule="exact"/>
             </w:pPr>
-            <w:r>
-              <w:t>NUnit,</w:t>
+            <w:proofErr w:type="spellStart"/>
+            <w:r>
+              <w:t>NUnit</w:t>
+            </w:r>
+            <w:proofErr w:type="spellEnd"/>
+            <w:r>
+              <w:t>,</w:t>
             </w:r>
             <w:r>
               <w:rPr>
@@ -988,8 +1198,13 @@
               </w:rPr>
               <w:t xml:space="preserve"> </w:t>
             </w:r>
-            <w:r>
-              <w:t>XUnit,</w:t>
+            <w:proofErr w:type="spellStart"/>
+            <w:r>
+              <w:t>XUnit</w:t>
+            </w:r>
+            <w:proofErr w:type="spellEnd"/>
+            <w:r>
+              <w:t>,</w:t>
             </w:r>
             <w:r>
               <w:rPr>
@@ -1271,6 +1486,7 @@
                 <w:b/>
                 <w:spacing w:val="-2"/>
               </w:rPr>
+              <w:lastRenderedPageBreak/>
               <w:t>Integration</w:t>
             </w:r>
             <w:r>
@@ -1771,18 +1987,66 @@
           </w:p>
         </w:tc>
       </w:tr>
+      <w:tr>
+        <w:trPr>
+          <w:trHeight w:val="254"/>
+        </w:trPr>
+        <w:tc>
+          <w:tcPr>
+            <w:tcW w:w="2986" w:type="dxa"/>
+          </w:tcPr>
+          <w:p>
+            <w:pPr>
+              <w:pStyle w:val="TableParagraph"/>
+              <w:ind w:left="115"/>
+              <w:rPr>
+                <w:b/>
+              </w:rPr>
+            </w:pPr>
+            <w:r>
+              <w:rPr>
+                <w:b/>
+              </w:rPr>
+              <w:t>GenAI &amp; AI Tools</w:t>
+            </w:r>
+          </w:p>
+        </w:tc>
+        <w:tc>
+          <w:tcPr>
+            <w:tcW w:w="8205" w:type="dxa"/>
+          </w:tcPr>
+          <w:p>
+            <w:pPr>
+              <w:pStyle w:val="TableParagraph"/>
+            </w:pPr>
+            <w:r>
+              <w:t xml:space="preserve">OpenAI API, Anthropic API, Gemini, </w:t>
+            </w:r>
+            <w:proofErr w:type="spellStart"/>
+            <w:r>
+              <w:t>LangChain</w:t>
+            </w:r>
+            <w:proofErr w:type="spellEnd"/>
+            <w:r>
+              <w:t>, RAG, Vector Databases (</w:t>
+            </w:r>
+            <w:proofErr w:type="spellStart"/>
+            <w:r>
+              <w:t>ChromaDB</w:t>
+            </w:r>
+            <w:proofErr w:type="spellEnd"/>
+            <w:r>
+              <w:t xml:space="preserve">, Pinecone), Embeddings, Semantic Search, Prompt Engineering, </w:t>
+            </w:r>
+            <w:proofErr w:type="spellStart"/>
+            <w:r>
+              <w:t>FastAPI</w:t>
+            </w:r>
+            <w:proofErr w:type="spellEnd"/>
+          </w:p>
+        </w:tc>
+      </w:tr>
     </w:tbl>
-    <w:p>
-      <w:pPr>
-        <w:pStyle w:val="TableParagraph"/>
-        <w:sectPr>
-          <w:type w:val="continuous"/>
-          <w:pgSz w:w="12240" w:h="15840"/>
-          <w:pgMar w:top="360" w:right="0" w:bottom="280" w:left="0" w:header="720" w:footer="720" w:gutter="0"/>
-          <w:cols w:space="720"/>
-        </w:sectPr>
-      </w:pPr>
-    </w:p>
     <w:p>
       <w:pPr>
         <w:spacing w:before="80"/>
@@ -1796,7 +2060,6 @@
         <w:rPr>
           <w:b/>
         </w:rPr>
-        <w:lastRenderedPageBreak/>
         <w:t>WORK</w:t>
       </w:r>
       <w:r>
@@ -1836,8 +2099,86 @@
         <w:rPr>
           <w:b/>
         </w:rPr>
-        <w:t>Organization: RedSail Technologies (formerly PrimeRx by Micro Merchant Systems)        March 2026 - Present     Project: PrimeRx Cloud, Patient Engagement, PrimeRx Market, POS, MyPrimeRx</w:t>
-      </w:r>
+        <w:t xml:space="preserve">Organization: </w:t>
+      </w:r>
+      <w:proofErr w:type="spellStart"/>
+      <w:r>
+        <w:rPr>
+          <w:b/>
+        </w:rPr>
+        <w:t>RedSail</w:t>
+      </w:r>
+      <w:proofErr w:type="spellEnd"/>
+      <w:r>
+        <w:rPr>
+          <w:b/>
+        </w:rPr>
+        <w:t xml:space="preserve"> Technologies (formerly </w:t>
+      </w:r>
+      <w:proofErr w:type="spellStart"/>
+      <w:r>
+        <w:rPr>
+          <w:b/>
+        </w:rPr>
+        <w:t>PrimeRx</w:t>
+      </w:r>
+      <w:proofErr w:type="spellEnd"/>
+      <w:r>
+        <w:rPr>
+          <w:b/>
+        </w:rPr>
+        <w:t xml:space="preserve"> by Micro Merchant </w:t>
+      </w:r>
+      <w:proofErr w:type="gramStart"/>
+      <w:r>
+        <w:rPr>
+          <w:b/>
+        </w:rPr>
+        <w:t xml:space="preserve">Systems)   </w:t>
+      </w:r>
+      <w:proofErr w:type="gramEnd"/>
+      <w:r>
+        <w:rPr>
+          <w:b/>
+        </w:rPr>
+        <w:t xml:space="preserve">     March 2026 - Present     Project: </w:t>
+      </w:r>
+      <w:proofErr w:type="spellStart"/>
+      <w:r>
+        <w:rPr>
+          <w:b/>
+        </w:rPr>
+        <w:t>PrimeRx</w:t>
+      </w:r>
+      <w:proofErr w:type="spellEnd"/>
+      <w:r>
+        <w:rPr>
+          <w:b/>
+        </w:rPr>
+        <w:t xml:space="preserve"> Cloud, Patient Engagement, </w:t>
+      </w:r>
+      <w:proofErr w:type="spellStart"/>
+      <w:r>
+        <w:rPr>
+          <w:b/>
+        </w:rPr>
+        <w:t>PrimeRx</w:t>
+      </w:r>
+      <w:proofErr w:type="spellEnd"/>
+      <w:r>
+        <w:rPr>
+          <w:b/>
+        </w:rPr>
+        <w:t xml:space="preserve"> Market, POS, </w:t>
+      </w:r>
+      <w:proofErr w:type="spellStart"/>
+      <w:r>
+        <w:rPr>
+          <w:b/>
+        </w:rPr>
+        <w:t>MyPrimeRx</w:t>
+      </w:r>
+      <w:proofErr w:type="spellEnd"/>
     </w:p>
     <w:p>
       <w:pPr>
@@ -1867,7 +2208,21 @@
         <w:rPr>
           <w:bCs/>
         </w:rPr>
-        <w:t>Designing, developing, and maintaining pharmacy management software across the PrimeRx ecosystem using C#, ASP.NET Core, SQL Server, and Angular.</w:t>
+        <w:t xml:space="preserve">Designing, developing, and maintaining pharmacy management software across the </w:t>
+      </w:r>
+      <w:proofErr w:type="spellStart"/>
+      <w:r>
+        <w:rPr>
+          <w:bCs/>
+        </w:rPr>
+        <w:t>PrimeRx</w:t>
+      </w:r>
+      <w:proofErr w:type="spellEnd"/>
+      <w:r>
+        <w:rPr>
+          <w:bCs/>
+        </w:rPr>
+        <w:t xml:space="preserve"> ecosystem using C#, ASP.NET Core, SQL Server, and Angular.</w:t>
       </w:r>
     </w:p>
     <w:p>
@@ -1883,7 +2238,35 @@
         <w:rPr>
           <w:bCs/>
         </w:rPr>
-        <w:t>Building Patient Engagement on a PWA Architecture: appless install, push notifications, and offline-first refills, eliminating native app-store distribution.</w:t>
+        <w:t xml:space="preserve">Building Patient Engagement on </w:t>
+      </w:r>
+      <w:proofErr w:type="gramStart"/>
+      <w:r>
+        <w:rPr>
+          <w:bCs/>
+        </w:rPr>
+        <w:t>a PWA</w:t>
+      </w:r>
+      <w:proofErr w:type="gramEnd"/>
+      <w:r>
+        <w:rPr>
+          <w:bCs/>
+        </w:rPr>
+        <w:t xml:space="preserve"> Architecture: </w:t>
+      </w:r>
+      <w:proofErr w:type="spellStart"/>
+      <w:r>
+        <w:rPr>
+          <w:bCs/>
+        </w:rPr>
+        <w:t>appless</w:t>
+      </w:r>
+      <w:proofErr w:type="spellEnd"/>
+      <w:r>
+        <w:rPr>
+          <w:bCs/>
+        </w:rPr>
+        <w:t xml:space="preserve"> install, push notifications, and offline-first refills, eliminating native app-store distribution.</w:t>
       </w:r>
     </w:p>
     <w:p>
@@ -1915,7 +2298,35 @@
         <w:rPr>
           <w:bCs/>
         </w:rPr>
-        <w:t>Leading codebase-wide Timezone Migration: UTC storage with NodaTime/IANA, SQL Server AT TIME ZONE, and Angular Localization.</w:t>
+        <w:t xml:space="preserve">Leading codebase-wide </w:t>
+      </w:r>
+      <w:proofErr w:type="spellStart"/>
+      <w:r>
+        <w:rPr>
+          <w:bCs/>
+        </w:rPr>
+        <w:t>Timezone</w:t>
+      </w:r>
+      <w:proofErr w:type="spellEnd"/>
+      <w:r>
+        <w:rPr>
+          <w:bCs/>
+        </w:rPr>
+        <w:t xml:space="preserve"> Migration: UTC storage with </w:t>
+      </w:r>
+      <w:proofErr w:type="spellStart"/>
+      <w:r>
+        <w:rPr>
+          <w:bCs/>
+        </w:rPr>
+        <w:t>NodaTime</w:t>
+      </w:r>
+      <w:proofErr w:type="spellEnd"/>
+      <w:r>
+        <w:rPr>
+          <w:bCs/>
+        </w:rPr>
+        <w:t>/IANA, SQL Server AT TIME ZONE, and Angular Localization.</w:t>
       </w:r>
     </w:p>
     <w:p>
@@ -1931,7 +2342,21 @@
         <w:rPr>
           <w:bCs/>
         </w:rPr>
-        <w:t>Datetime Localization across 300+ screens via interceptor-based and service-based approaches for accurate cross-timezone display.</w:t>
+        <w:t>Datetime Localization across 300+ screens via interceptor-based and service-based approaches for accurate cross-</w:t>
+      </w:r>
+      <w:proofErr w:type="spellStart"/>
+      <w:r>
+        <w:rPr>
+          <w:bCs/>
+        </w:rPr>
+        <w:t>timezone</w:t>
+      </w:r>
+      <w:proofErr w:type="spellEnd"/>
+      <w:r>
+        <w:rPr>
+          <w:bCs/>
+        </w:rPr>
+        <w:t xml:space="preserve"> display.</w:t>
       </w:r>
     </w:p>
     <w:p>
@@ -1963,7 +2388,21 @@
         <w:rPr>
           <w:bCs/>
         </w:rPr>
-        <w:t>Optimized Auth0: WebAuthn/Passkey biometric flows, Phone MFA, Email OTP, and SSO certificates for secure patient authentication.</w:t>
+        <w:t xml:space="preserve">Optimized Auth0: </w:t>
+      </w:r>
+      <w:proofErr w:type="spellStart"/>
+      <w:r>
+        <w:rPr>
+          <w:bCs/>
+        </w:rPr>
+        <w:t>WebAuthn</w:t>
+      </w:r>
+      <w:proofErr w:type="spellEnd"/>
+      <w:r>
+        <w:rPr>
+          <w:bCs/>
+        </w:rPr>
+        <w:t>/Passkey biometric flows, Phone MFA, Email OTP, and SSO certificates for secure patient authentication.</w:t>
       </w:r>
     </w:p>
     <w:p>
@@ -2007,11 +2446,33 @@
         </w:numPr>
         <w:spacing w:before="18"/>
       </w:pPr>
+      <w:proofErr w:type="spellStart"/>
       <w:r>
         <w:rPr>
           <w:bCs/>
         </w:rPr>
-        <w:t>eRx Automation, Eyecon integration, and Delivery and Shipping Feature enhancements.</w:t>
+        <w:t>eRx</w:t>
+      </w:r>
+      <w:proofErr w:type="spellEnd"/>
+      <w:r>
+        <w:rPr>
+          <w:bCs/>
+        </w:rPr>
+        <w:t xml:space="preserve"> Automation, </w:t>
+      </w:r>
+      <w:proofErr w:type="spellStart"/>
+      <w:r>
+        <w:rPr>
+          <w:bCs/>
+        </w:rPr>
+        <w:t>Eyecon</w:t>
+      </w:r>
+      <w:proofErr w:type="spellEnd"/>
+      <w:r>
+        <w:rPr>
+          <w:bCs/>
+        </w:rPr>
+        <w:t xml:space="preserve"> integration, and Delivery and Shipping Feature enhancements.</w:t>
       </w:r>
     </w:p>
     <w:p>
@@ -2043,7 +2504,21 @@
         <w:rPr>
           <w:bCs/>
         </w:rPr>
-        <w:t>Integrated OpenAI, Anthropic, and Gemini APIs into product features; explored LangChain, RAG, embeddings, and Pinecone for retrieval-augmented capabilities.</w:t>
+        <w:t xml:space="preserve">Integrated OpenAI, Anthropic, and Gemini APIs into product features; explored </w:t>
+      </w:r>
+      <w:proofErr w:type="spellStart"/>
+      <w:r>
+        <w:rPr>
+          <w:bCs/>
+        </w:rPr>
+        <w:t>LangChain</w:t>
+      </w:r>
+      <w:proofErr w:type="spellEnd"/>
+      <w:r>
+        <w:rPr>
+          <w:bCs/>
+        </w:rPr>
+        <w:t>, RAG, embeddings, and Pinecone for retrieval-augmented capabilities.</w:t>
       </w:r>
     </w:p>
     <w:p>
@@ -2059,7 +2534,87 @@
           <w:b/>
           <w:i/>
         </w:rPr>
-        <w:t>Environment: Angular, PWA, ASP.NET Core, C#, TypeScript, SQL Server, Elasticsearch, MongoDB, Apache Kafka, Azure, Azure DevOps, Auth0, WebAuthn, JWT, RESTful APIs, EDI, NodaTime, NUnit, xUnit, Agile Scrum, Claude Code, Cursor, GitHub Copilot, OpenAI, Anthropic, LangChain.</w:t>
+        <w:t xml:space="preserve">Environment: Angular, PWA, ASP.NET Core, C#, TypeScript, SQL Server, Elasticsearch, MongoDB, Apache Kafka, Azure, Azure DevOps, Auth0, </w:t>
+      </w:r>
+      <w:proofErr w:type="spellStart"/>
+      <w:r>
+        <w:rPr>
+          <w:b/>
+          <w:i/>
+        </w:rPr>
+        <w:t>WebAuthn</w:t>
+      </w:r>
+      <w:proofErr w:type="spellEnd"/>
+      <w:r>
+        <w:rPr>
+          <w:b/>
+          <w:i/>
+        </w:rPr>
+        <w:t xml:space="preserve">, JWT, RESTful APIs, EDI, </w:t>
+      </w:r>
+      <w:proofErr w:type="spellStart"/>
+      <w:r>
+        <w:rPr>
+          <w:b/>
+          <w:i/>
+        </w:rPr>
+        <w:t>NodaTime</w:t>
+      </w:r>
+      <w:proofErr w:type="spellEnd"/>
+      <w:r>
+        <w:rPr>
+          <w:b/>
+          <w:i/>
+        </w:rPr>
+        <w:t xml:space="preserve">, </w:t>
+      </w:r>
+      <w:proofErr w:type="spellStart"/>
+      <w:r>
+        <w:rPr>
+          <w:b/>
+          <w:i/>
+        </w:rPr>
+        <w:t>NUnit</w:t>
+      </w:r>
+      <w:proofErr w:type="spellEnd"/>
+      <w:r>
+        <w:rPr>
+          <w:b/>
+          <w:i/>
+        </w:rPr>
+        <w:t xml:space="preserve">, </w:t>
+      </w:r>
+      <w:proofErr w:type="spellStart"/>
+      <w:r>
+        <w:rPr>
+          <w:b/>
+          <w:i/>
+        </w:rPr>
+        <w:t>xUnit</w:t>
+      </w:r>
+      <w:proofErr w:type="spellEnd"/>
+      <w:r>
+        <w:rPr>
+          <w:b/>
+          <w:i/>
+        </w:rPr>
+        <w:t xml:space="preserve">, Agile Scrum, Claude Code, Cursor, GitHub Copilot, OpenAI, Anthropic, </w:t>
+      </w:r>
+      <w:proofErr w:type="spellStart"/>
+      <w:r>
+        <w:rPr>
+          <w:b/>
+          <w:i/>
+        </w:rPr>
+        <w:t>LangChain</w:t>
+      </w:r>
+      <w:proofErr w:type="spellEnd"/>
+      <w:r>
+        <w:rPr>
+          <w:b/>
+          <w:i/>
+        </w:rPr>
+        <w:t>.</w:t>
       </w:r>
     </w:p>
     <w:p>
@@ -2073,11 +2628,6 @@
           <w:b/>
         </w:rPr>
       </w:pPr>
-      <w:r>
-        <w:rPr>
-          <w:b/>
-        </w:rPr>
-      </w:r>
     </w:p>
     <w:p>
       <w:pPr>
@@ -2094,8 +2644,16 @@
         <w:rPr>
           <w:b/>
         </w:rPr>
-        <w:t>Organization: PrimeRx</w:t>
-      </w:r>
+        <w:t xml:space="preserve">Organization: </w:t>
+      </w:r>
+      <w:proofErr w:type="spellStart"/>
+      <w:r>
+        <w:rPr>
+          <w:b/>
+        </w:rPr>
+        <w:t>PrimeRx</w:t>
+      </w:r>
+      <w:proofErr w:type="spellEnd"/>
       <w:r>
         <w:rPr>
           <w:b/>
@@ -2153,7 +2711,21 @@
         <w:rPr>
           <w:b/>
         </w:rPr>
-        <w:t>2025 Project: PrimeRx Cloud, Patient Engagement</w:t>
+        <w:t xml:space="preserve">2025 Project: </w:t>
+      </w:r>
+      <w:proofErr w:type="spellStart"/>
+      <w:r>
+        <w:rPr>
+          <w:b/>
+        </w:rPr>
+        <w:t>PrimeRx</w:t>
+      </w:r>
+      <w:proofErr w:type="spellEnd"/>
+      <w:r>
+        <w:rPr>
+          <w:b/>
+        </w:rPr>
+        <w:t xml:space="preserve"> Cloud, Patient Engagement</w:t>
       </w:r>
     </w:p>
     <w:p>
@@ -2297,8 +2869,27 @@
         <w:rPr>
           <w:bCs/>
         </w:rPr>
-        <w:t>Contributed to PrimeRx Cloud modernization including centralized prescription processing, cloud-hosted data storage, advanced distributed search, and real-time transaction handling with cross-location synchronization.</w:t>
-      </w:r>
+        <w:t xml:space="preserve">Contributed to </w:t>
+      </w:r>
+      <w:proofErr w:type="spellStart"/>
+      <w:r>
+        <w:rPr>
+          <w:bCs/>
+        </w:rPr>
+        <w:t>PrimeRx</w:t>
+      </w:r>
+      <w:proofErr w:type="spellEnd"/>
+      <w:r>
+        <w:rPr>
+          <w:bCs/>
+        </w:rPr>
+        <w:t xml:space="preserve"> Cloud modernization including centralized prescription processing, cloud-hosted data storage, advanced distributed search, and real-time transaction handling with cross-location synchronization.</w:t>
+      </w:r>
+    </w:p>
+    <w:p>
+      <w:pPr>
+        <w:spacing w:before="18"/>
+      </w:pPr>
     </w:p>
     <w:p>
       <w:pPr>
@@ -2313,6 +2904,7 @@
         <w:rPr>
           <w:bCs/>
         </w:rPr>
+        <w:lastRenderedPageBreak/>
         <w:t>Debugged and resolved production issues related to API latency, data mapping inconsistencies, and UI state synchronization, improving overall system reliability.</w:t>
       </w:r>
     </w:p>
@@ -2481,7 +3073,21 @@
         <w:rPr>
           <w:b/>
         </w:rPr>
-        <w:t xml:space="preserve">2023 Project: ePrimeRx </w:t>
+        <w:t xml:space="preserve">2023 Project: </w:t>
+      </w:r>
+      <w:proofErr w:type="spellStart"/>
+      <w:r>
+        <w:rPr>
+          <w:b/>
+        </w:rPr>
+        <w:t>ePrimeRx</w:t>
+      </w:r>
+      <w:proofErr w:type="spellEnd"/>
+      <w:r>
+        <w:rPr>
+          <w:b/>
+        </w:rPr>
+        <w:t xml:space="preserve"> </w:t>
       </w:r>
     </w:p>
     <w:p>
@@ -2696,8 +3302,18 @@
         <w:spacing w:before="17"/>
         <w:ind w:left="1151" w:hanging="359"/>
       </w:pPr>
-      <w:r>
-        <w:t>Automated eRx processing to eliminate manual checking and filling of prescriptions, enhancing workflow efficiency.</w:t>
+      <w:proofErr w:type="gramStart"/>
+      <w:r>
+        <w:t xml:space="preserve">Automated </w:t>
+      </w:r>
+      <w:proofErr w:type="spellStart"/>
+      <w:r>
+        <w:t>eRx</w:t>
+      </w:r>
+      <w:proofErr w:type="spellEnd"/>
+      <w:proofErr w:type="gramEnd"/>
+      <w:r>
+        <w:t xml:space="preserve"> processing to eliminate manual checking and filling of prescriptions, enhancing workflow efficiency.</w:t>
       </w:r>
     </w:p>
     <w:p>
@@ -2738,7 +3354,15 @@
         <w:spacing w:before="18"/>
       </w:pPr>
       <w:r>
-        <w:t>Managed production builds, provided ongoing production support, and ensured system stability by addressing issues and performing bug fixes; conducted code refactorings to improve code quality, maintainability, and performance.</w:t>
+        <w:t xml:space="preserve">Managed production builds, provided ongoing production support, and ensured system stability by addressing issues and performing bug fixes; conducted code </w:t>
+      </w:r>
+      <w:proofErr w:type="spellStart"/>
+      <w:r>
+        <w:t>refactorings</w:t>
+      </w:r>
+      <w:proofErr w:type="spellEnd"/>
+      <w:r>
+        <w:t xml:space="preserve"> to improve code quality, maintainability, and performance.</w:t>
       </w:r>
     </w:p>
     <w:p>
@@ -2793,7 +3417,23 @@
         <w:ind w:left="1151" w:hanging="359"/>
       </w:pPr>
       <w:r>
-        <w:t>Performed unit and integration testing using NUnit and xUnit to ensure robust and error-free applications.</w:t>
+        <w:t xml:space="preserve">Performed unit and integration testing using </w:t>
+      </w:r>
+      <w:proofErr w:type="spellStart"/>
+      <w:r>
+        <w:t>NUnit</w:t>
+      </w:r>
+      <w:proofErr w:type="spellEnd"/>
+      <w:r>
+        <w:t xml:space="preserve"> and </w:t>
+      </w:r>
+      <w:proofErr w:type="spellStart"/>
+      <w:r>
+        <w:t>xUnit</w:t>
+      </w:r>
+      <w:proofErr w:type="spellEnd"/>
+      <w:r>
+        <w:t xml:space="preserve"> to ensure robust and error-free applications.</w:t>
       </w:r>
     </w:p>
     <w:p>
@@ -2924,6 +3564,16 @@
     </w:p>
     <w:p>
       <w:pPr>
+        <w:spacing w:before="20"/>
+      </w:pPr>
+    </w:p>
+    <w:p>
+      <w:pPr>
+        <w:spacing w:before="20"/>
+      </w:pPr>
+    </w:p>
+    <w:p>
+      <w:pPr>
         <w:pStyle w:val="ListParagraph"/>
         <w:numPr>
           <w:ilvl w:val="0"/>
@@ -2933,6 +3583,7 @@
         <w:ind w:left="1151" w:hanging="376"/>
       </w:pPr>
       <w:r>
+        <w:lastRenderedPageBreak/>
         <w:t>Built audit logging and user activity tracking modules to support regulatory compliance and traceability across pharmacy workflows.</w:t>
       </w:r>
     </w:p>
@@ -2961,7 +3612,15 @@
         <w:ind w:left="1151" w:hanging="376"/>
       </w:pPr>
       <w:r>
-        <w:t>Optimized Angular application performance through lazy loading, OnPush change detection, and bundle-size analysis, improving initial page load time by ~25%.</w:t>
+        <w:t xml:space="preserve">Optimized Angular application performance through lazy loading, </w:t>
+      </w:r>
+      <w:proofErr w:type="spellStart"/>
+      <w:r>
+        <w:t>OnPush</w:t>
+      </w:r>
+      <w:proofErr w:type="spellEnd"/>
+      <w:r>
+        <w:t xml:space="preserve"> change detection, and bundle-size analysis, improving initial page load time by ~25%.</w:t>
       </w:r>
     </w:p>
     <w:p>
@@ -3104,7 +3763,31 @@
         <w:t xml:space="preserve"> </w:t>
       </w:r>
       <w:r>
-        <w:t>Design, Cross-Browser Compatibility, UI/UX Collaboration, RESTful APIs, Azure DevOps, CI/CD Pipelines, Swagger, SQL, NoSQL, ADO.NET, SQL Server, NUnit, XUnit, Legacy System Migration, Reusable Components, Agile Sprints, NgRx, State Management, OAuth2 Authentication, Role-Based Access Control, Event-Driven Architecture, Apache Kafka, Real-Time Data Streaming, API Documentation, Database Optimization, Integration Testing, Front-End Performance Enhancement, Knowledge Sharing, Technical Debt Reduction.</w:t>
+        <w:t xml:space="preserve">Design, Cross-Browser Compatibility, UI/UX Collaboration, RESTful APIs, Azure DevOps, CI/CD Pipelines, Swagger, SQL, NoSQL, ADO.NET, SQL Server, </w:t>
+      </w:r>
+      <w:proofErr w:type="spellStart"/>
+      <w:r>
+        <w:t>NUnit</w:t>
+      </w:r>
+      <w:proofErr w:type="spellEnd"/>
+      <w:r>
+        <w:t xml:space="preserve">, </w:t>
+      </w:r>
+      <w:proofErr w:type="spellStart"/>
+      <w:r>
+        <w:t>XUnit</w:t>
+      </w:r>
+      <w:proofErr w:type="spellEnd"/>
+      <w:r>
+        <w:t xml:space="preserve">, Legacy System Migration, Reusable Components, Agile Sprints, </w:t>
+      </w:r>
+      <w:proofErr w:type="spellStart"/>
+      <w:r>
+        <w:t>NgRx</w:t>
+      </w:r>
+      <w:proofErr w:type="spellEnd"/>
+      <w:r>
+        <w:t>, State Management, OAuth2 Authentication, Role-Based Access Control, Event-Driven Architecture, Apache Kafka, Real-Time Data Streaming, API Documentation, Database Optimization, Integration Testing, Front-End Performance Enhancement, Knowledge Sharing, Technical Debt Reduction.</w:t>
       </w:r>
     </w:p>
     <w:p>
@@ -3123,6 +3806,99 @@
           <w:b/>
           <w:spacing w:val="-2"/>
         </w:rPr>
+        <w:t>Personal Projects:</w:t>
+      </w:r>
+    </w:p>
+    <w:p>
+      <w:pPr>
+        <w:pStyle w:val="ListParagraph"/>
+        <w:numPr>
+          <w:ilvl w:val="0"/>
+          <w:numId w:val="1"/>
+        </w:numPr>
+        <w:spacing w:before="18"/>
+        <w:ind w:left="1079" w:hanging="359"/>
+      </w:pPr>
+      <w:proofErr w:type="spellStart"/>
+      <w:r>
+        <w:rPr>
+          <w:b/>
+          <w:bCs/>
+        </w:rPr>
+        <w:t>PortfolioBot</w:t>
+      </w:r>
+      <w:proofErr w:type="spellEnd"/>
+      <w:r>
+        <w:t xml:space="preserve"> — AI Assistant (Live on portfolio site, 2026): Production RAG assistant — </w:t>
+      </w:r>
+      <w:proofErr w:type="spellStart"/>
+      <w:r>
+        <w:t>FastAPI</w:t>
+      </w:r>
+      <w:proofErr w:type="spellEnd"/>
+      <w:r>
+        <w:t xml:space="preserve"> + OpenAI GPT-4o-mini + text-embedding-3-small + </w:t>
+      </w:r>
+      <w:proofErr w:type="spellStart"/>
+      <w:r>
+        <w:t>ChromaDB</w:t>
+      </w:r>
+      <w:proofErr w:type="spellEnd"/>
+      <w:r>
+        <w:t xml:space="preserve">. Custom Router classifies questions as Personal (RAG-grounded, returns cited sources) vs General (direct LLM). Authored idempotent ingestion pipeline (.md/.pdf/.docx → 800-char chunks → embeddings → </w:t>
+      </w:r>
+      <w:proofErr w:type="spellStart"/>
+      <w:r>
+        <w:t>ChromaDB</w:t>
+      </w:r>
+      <w:proofErr w:type="spellEnd"/>
+      <w:r>
+        <w:t xml:space="preserve">), </w:t>
+      </w:r>
+      <w:proofErr w:type="gramStart"/>
+      <w:r>
+        <w:t>Top-K</w:t>
+      </w:r>
+      <w:proofErr w:type="gramEnd"/>
+      <w:r>
+        <w:t xml:space="preserve"> (5) cosine retrieval, three-role Prompt Engineering, CORS-locked endpoints, deployed on Render.</w:t>
+      </w:r>
+    </w:p>
+    <w:p>
+      <w:pPr>
+        <w:pStyle w:val="ListParagraph"/>
+        <w:numPr>
+          <w:ilvl w:val="0"/>
+          <w:numId w:val="1"/>
+        </w:numPr>
+        <w:spacing w:before="18"/>
+        <w:ind w:left="1079" w:hanging="359"/>
+      </w:pPr>
+      <w:r>
+        <w:rPr>
+          <w:b/>
+          <w:bCs/>
+        </w:rPr>
+        <w:t>AI-Powered Quiz Platform</w:t>
+      </w:r>
+      <w:r>
+        <w:t xml:space="preserve"> (2025): Angular + OpenAI / Anthropic APIs. Dynamic question generation, real-time scoring engine, and animated leaderboards. Ran a live session with 300+ concurrent participants.</w:t>
+      </w:r>
+    </w:p>
+    <w:p>
+      <w:pPr>
+        <w:spacing w:before="18"/>
+      </w:pPr>
+    </w:p>
+    <w:p>
+      <w:pPr>
+        <w:ind w:left="662"/>
+      </w:pPr>
+      <w:r>
+        <w:rPr>
+          <w:b/>
+          <w:spacing w:val="-2"/>
+        </w:rPr>
         <w:t>Certifications</w:t>
       </w:r>
       <w:r>
@@ -3293,6 +4069,7 @@
         <w:spacing w:before="18"/>
         <w:ind w:left="1151" w:hanging="431"/>
       </w:pPr>
+      <w:proofErr w:type="gramStart"/>
       <w:r>
         <w:t>Masters</w:t>
       </w:r>
@@ -3323,6 +4100,7 @@
       <w:r>
         <w:t>Science</w:t>
       </w:r>
+      <w:proofErr w:type="gramEnd"/>
       <w:r>
         <w:rPr>
           <w:spacing w:val="-3"/>
@@ -3454,6 +4232,7 @@
         <w:spacing w:before="17"/>
         <w:ind w:left="1151" w:hanging="431"/>
       </w:pPr>
+      <w:proofErr w:type="gramStart"/>
       <w:r>
         <w:t>Bachelors</w:t>
       </w:r>
@@ -3493,6 +4272,7 @@
       <w:r>
         <w:t>Engineering</w:t>
       </w:r>
+      <w:proofErr w:type="gramEnd"/>
       <w:r>
         <w:rPr>
           <w:spacing w:val="-6"/>
@@ -3517,8 +4297,13 @@
         </w:rPr>
         <w:t xml:space="preserve"> </w:t>
       </w:r>
-      <w:r>
-        <w:t>Nuzvid,</w:t>
+      <w:proofErr w:type="spellStart"/>
+      <w:r>
+        <w:t>Nuzvid</w:t>
+      </w:r>
+      <w:proofErr w:type="spellEnd"/>
+      <w:r>
+        <w:t>,</w:t>
       </w:r>
       <w:r>
         <w:rPr>
@@ -3763,7 +4548,25 @@
         <w:br/>
       </w:r>
       <w:r>
-        <w:t>the ePrimeRx™ software.Google AI Essentials.</w:t>
+        <w:t xml:space="preserve">the </w:t>
+      </w:r>
+      <w:proofErr w:type="spellStart"/>
+      <w:r>
+        <w:t>ePrimeRx</w:t>
+      </w:r>
+      <w:proofErr w:type="spellEnd"/>
+      <w:r>
+        <w:t xml:space="preserve">™ </w:t>
+      </w:r>
+      <w:proofErr w:type="spellStart"/>
+      <w:proofErr w:type="gramStart"/>
+      <w:r>
+        <w:t>software.Google</w:t>
+      </w:r>
+      <w:proofErr w:type="spellEnd"/>
+      <w:proofErr w:type="gramEnd"/>
+      <w:r>
+        <w:t xml:space="preserve"> AI Essentials.</w:t>
       </w:r>
     </w:p>
     <w:p>

--- a/Ravi_Kiran_Pilli_AI_FullStack_Resume.docx
+++ b/Ravi_Kiran_Pilli_AI_FullStack_Resume.docx
@@ -6,128 +6,6 @@
       <w:pPr>
         <w:pStyle w:val="Title"/>
       </w:pPr>
-      <w:r>
-        <w:rPr>
-          <w:noProof/>
-        </w:rPr>
-        <mc:AlternateContent>
-          <mc:Choice Requires="wps">
-            <w:drawing>
-              <wp:anchor distT="0" distB="0" distL="0" distR="0" simplePos="0" relativeHeight="487479808" behindDoc="1" locked="0" layoutInCell="1" allowOverlap="1" wp14:anchorId="636BE55B" wp14:editId="27A62479">
-                <wp:simplePos x="0" y="0"/>
-                <wp:positionH relativeFrom="page">
-                  <wp:posOffset>112395</wp:posOffset>
-                </wp:positionH>
-                <wp:positionV relativeFrom="page">
-                  <wp:posOffset>138430</wp:posOffset>
-                </wp:positionV>
-                <wp:extent cx="7546975" cy="9832975"/>
-                <wp:effectExtent l="0" t="0" r="0" b="0"/>
-                <wp:wrapNone/>
-                <wp:docPr id="1" name="Graphic 1"/>
-                <wp:cNvGraphicFramePr>
-                  <a:graphicFrameLocks xmlns:a="http://schemas.openxmlformats.org/drawingml/2006/main"/>
-                </wp:cNvGraphicFramePr>
-                <a:graphic xmlns:a="http://schemas.openxmlformats.org/drawingml/2006/main">
-                  <a:graphicData uri="http://schemas.microsoft.com/office/word/2010/wordprocessingShape">
-                    <wps:wsp>
-                      <wps:cNvSpPr>
-                        <a:spLocks/>
-                      </wps:cNvSpPr>
-                      <wps:spPr>
-                        <a:xfrm>
-                          <a:off x="0" y="0"/>
-                          <a:ext cx="7546975" cy="9832975"/>
-                        </a:xfrm>
-                        <a:custGeom>
-                          <a:avLst/>
-                          <a:gdLst/>
-                          <a:ahLst/>
-                          <a:cxnLst/>
-                          <a:rect l="l" t="t" r="r" b="b"/>
-                          <a:pathLst>
-                            <a:path w="7546975" h="9832975">
-                              <a:moveTo>
-                                <a:pt x="7546848" y="0"/>
-                              </a:moveTo>
-                              <a:lnTo>
-                                <a:pt x="7519416" y="0"/>
-                              </a:lnTo>
-                              <a:lnTo>
-                                <a:pt x="7519416" y="635"/>
-                              </a:lnTo>
-                              <a:lnTo>
-                                <a:pt x="7519416" y="27305"/>
-                              </a:lnTo>
-                              <a:lnTo>
-                                <a:pt x="7519416" y="9805035"/>
-                              </a:lnTo>
-                              <a:lnTo>
-                                <a:pt x="27432" y="9805035"/>
-                              </a:lnTo>
-                              <a:lnTo>
-                                <a:pt x="27432" y="27305"/>
-                              </a:lnTo>
-                              <a:lnTo>
-                                <a:pt x="7519416" y="27305"/>
-                              </a:lnTo>
-                              <a:lnTo>
-                                <a:pt x="7519416" y="635"/>
-                              </a:lnTo>
-                              <a:lnTo>
-                                <a:pt x="0" y="635"/>
-                              </a:lnTo>
-                              <a:lnTo>
-                                <a:pt x="0" y="27305"/>
-                              </a:lnTo>
-                              <a:lnTo>
-                                <a:pt x="0" y="9805035"/>
-                              </a:lnTo>
-                              <a:lnTo>
-                                <a:pt x="0" y="9832975"/>
-                              </a:lnTo>
-                              <a:lnTo>
-                                <a:pt x="7546848" y="9832975"/>
-                              </a:lnTo>
-                              <a:lnTo>
-                                <a:pt x="7546848" y="9805416"/>
-                              </a:lnTo>
-                              <a:lnTo>
-                                <a:pt x="7546848" y="9805035"/>
-                              </a:lnTo>
-                              <a:lnTo>
-                                <a:pt x="7546848" y="0"/>
-                              </a:lnTo>
-                              <a:close/>
-                            </a:path>
-                          </a:pathLst>
-                        </a:custGeom>
-                        <a:solidFill>
-                          <a:srgbClr val="006FC0"/>
-                        </a:solidFill>
-                      </wps:spPr>
-                      <wps:bodyPr wrap="square" lIns="0" tIns="0" rIns="0" bIns="0" rtlCol="0">
-                        <a:prstTxWarp prst="textNoShape">
-                          <a:avLst/>
-                        </a:prstTxWarp>
-                        <a:noAutofit/>
-                      </wps:bodyPr>
-                    </wps:wsp>
-                  </a:graphicData>
-                </a:graphic>
-              </wp:anchor>
-            </w:drawing>
-          </mc:Choice>
-          <mc:Fallback>
-            <w:pict>
-              <v:shape w14:anchorId="1ACA866B" id="Graphic 1" o:spid="_x0000_s1026" style="position:absolute;margin-left:8.85pt;margin-top:10.9pt;width:594.25pt;height:774.25pt;z-index:-15836672;visibility:visible;mso-wrap-style:square;mso-wrap-distance-left:0;mso-wrap-distance-top:0;mso-wrap-distance-right:0;mso-wrap-distance-bottom:0;mso-position-horizontal:absolute;mso-position-horizontal-relative:page;mso-position-vertical:absolute;mso-position-vertical-relative:page;v-text-anchor:top" coordsize="7546975,9832975" o:gfxdata="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" path="m7546848,r-27432,l7519416,635r,26670l7519416,9805035r-7491984,l27432,27305r7491984,l7519416,635,,635,,27305,,9805035r,27940l7546848,9832975r,-27559l7546848,9805035,7546848,xe" fillcolor="#006fc0" stroked="f">
-                <v:path arrowok="t"/>
-                <w10:wrap anchorx="page" anchory="page"/>
-              </v:shape>
-            </w:pict>
-          </mc:Fallback>
-        </mc:AlternateContent>
-      </w:r>
       <w:r>
         <w:t>Ravi</w:t>
       </w:r>
@@ -186,6 +64,9 @@
           <w:t>mail2pilliravikiran@gmail.com</w:t>
         </w:r>
       </w:hyperlink>
+      <w:r>
+        <w:t xml:space="preserve">   |   LinkedIn: linkedin.com/in/ravikiranpilli   |   GitHub: github.com/pilliravikiran</w:t>
+      </w:r>
     </w:p>
     <w:p>
       <w:pPr>
@@ -208,8 +89,13 @@
         <w:rPr>
           <w:b/>
         </w:rPr>
-        <w:tab/>
-        <w:t>AI-Powered Full Stack Engineer</w:t>
+        <w:t xml:space="preserve">                                                                                                    </w:t>
+      </w:r>
+      <w:r>
+        <w:rPr>
+          <w:b/>
+        </w:rPr>
+        <w:t>AI/ML Engineer &amp; Full-Stack Developer</w:t>
       </w:r>
     </w:p>
     <w:p>
@@ -351,15 +237,7 @@
         <w:ind w:left="1151" w:hanging="359"/>
       </w:pPr>
       <w:r>
-        <w:t xml:space="preserve">AI-Powered Full Stack Engineer with 3.5+ years in the Pharmacy Ecosystem, shipping production code across </w:t>
-      </w:r>
-      <w:proofErr w:type="spellStart"/>
-      <w:r>
-        <w:t>PrimeRx</w:t>
-      </w:r>
-      <w:proofErr w:type="spellEnd"/>
-      <w:r>
-        <w:t xml:space="preserve">, </w:t>
+        <w:t xml:space="preserve">Software Engineer qualified for both AI/ML Engineer and Full-Stack Developer roles, with 5+ years in the Pharmacy Ecosystem, shipping production code across PrimeRx, </w:t>
       </w:r>
       <w:proofErr w:type="spellStart"/>
       <w:r>
@@ -441,7 +319,24 @@
       </w:r>
       <w:proofErr w:type="spellEnd"/>
       <w:r>
-        <w:t xml:space="preserve"> install, push notifications, offline-first refills, eliminating native app-store distribution.</w:t>
+        <w:t xml:space="preserve"> install, push notifications, </w:t>
+      </w:r>
+      <w:proofErr w:type="gramStart"/>
+      <w:r>
+        <w:t>offline-first</w:t>
+      </w:r>
+      <w:proofErr w:type="gramEnd"/>
+      <w:r>
+        <w:t xml:space="preserve"> refills, eliminating </w:t>
+      </w:r>
+    </w:p>
+    <w:p>
+      <w:pPr>
+        <w:spacing w:before="1" w:line="269" w:lineRule="exact"/>
+        <w:ind w:left="1152"/>
+      </w:pPr>
+      <w:r>
+        <w:t>native app-store distribution.</w:t>
       </w:r>
     </w:p>
     <w:p>
@@ -455,7 +350,17 @@
         <w:ind w:left="1151" w:hanging="359"/>
       </w:pPr>
       <w:r>
-        <w:t>Strong full-stack foundations in Angular, .NET (C#, ASP.NET Core), SQL Server, Elasticsearch, MongoDB, Apache Kafka, Auth0/</w:t>
+        <w:t xml:space="preserve">Strong full-stack foundations in Angular, .NET (C#, ASP.NET Core), SQL Server, Elasticsearch, MongoDB, Apache </w:t>
+      </w:r>
+    </w:p>
+    <w:p>
+      <w:pPr>
+        <w:pStyle w:val="ListParagraph"/>
+        <w:spacing w:line="269" w:lineRule="exact"/>
+        <w:ind w:firstLine="0"/>
+      </w:pPr>
+      <w:r>
+        <w:t>Kafka, Auth0/</w:t>
       </w:r>
       <w:proofErr w:type="spellStart"/>
       <w:r>
@@ -558,15 +463,7 @@
         <w:ind w:left="1151" w:hanging="359"/>
       </w:pPr>
       <w:r>
-        <w:t xml:space="preserve">Optimized Auth0: </w:t>
-      </w:r>
-      <w:proofErr w:type="spellStart"/>
-      <w:r>
-        <w:t>WebAuthn</w:t>
-      </w:r>
-      <w:proofErr w:type="spellEnd"/>
-      <w:r>
-        <w:t>/Passkey biometric flows, Phone MFA, Email OTP, and SSO certificates for secure patient authentication.</w:t>
+        <w:t>Improved prescription lookup performance by ~30% via Elasticsearch multi-search query optimization.</w:t>
       </w:r>
     </w:p>
     <w:p>
@@ -580,7 +477,7 @@
         <w:ind w:left="1151" w:hanging="359"/>
       </w:pPr>
       <w:r>
-        <w:t>Improved prescription lookup performance by ~30% via Elasticsearch multi-search query optimization.</w:t>
+        <w:t>Fixed SQL Server connection leaks by refactoring retry pipeline scoping and async patterns.</w:t>
       </w:r>
     </w:p>
     <w:p>
@@ -594,7 +491,7 @@
         <w:ind w:left="1151" w:hanging="359"/>
       </w:pPr>
       <w:r>
-        <w:t>Fixed SQL Server connection leaks by refactoring retry pipeline scoping and async patterns.</w:t>
+        <w:t>Designed event-driven architecture with Apache Kafka for real-time data streaming and pharmacy transaction messaging.</w:t>
       </w:r>
     </w:p>
     <w:p>
@@ -608,7 +505,7 @@
         <w:ind w:left="1151" w:hanging="359"/>
       </w:pPr>
       <w:r>
-        <w:t>Designed event-driven architecture with Apache Kafka for real-time data streaming and pharmacy transaction messaging.</w:t>
+        <w:t>CI/CD experience with Azure DevOps and Jenkins; deployed to Azure App Services and IIS.</w:t>
       </w:r>
     </w:p>
     <w:p>
@@ -622,7 +519,7 @@
         <w:ind w:left="1151" w:hanging="359"/>
       </w:pPr>
       <w:r>
-        <w:t>CI/CD experience with Azure DevOps and Jenkins; deployed to Azure App Services and IIS.</w:t>
+        <w:t>Built and shipped an AI-Powered Quiz Platform in Angular from scratch with dynamic question generation and real-time scoring for 300+ live participants.</w:t>
       </w:r>
     </w:p>
     <w:p>
@@ -636,7 +533,31 @@
         <w:ind w:left="1151" w:hanging="359"/>
       </w:pPr>
       <w:r>
-        <w:t>Built and shipped an AI-Powered Quiz Platform in Angular from scratch with dynamic question generation and real-time scoring for 300+ live participants.</w:t>
+        <w:t xml:space="preserve">Built and deployed </w:t>
+      </w:r>
+      <w:proofErr w:type="spellStart"/>
+      <w:r>
+        <w:t>PortfolioBot</w:t>
+      </w:r>
+      <w:proofErr w:type="spellEnd"/>
+      <w:r>
+        <w:t xml:space="preserve">, a production RAG (Retrieval-Augmented Generation) assistant embedded live on my portfolio site: </w:t>
+      </w:r>
+      <w:proofErr w:type="spellStart"/>
+      <w:r>
+        <w:t>FastAPI</w:t>
+      </w:r>
+      <w:proofErr w:type="spellEnd"/>
+      <w:r>
+        <w:t xml:space="preserve"> on OpenAI GPT-4o-mini with text-embedding-3-small, </w:t>
+      </w:r>
+      <w:proofErr w:type="spellStart"/>
+      <w:r>
+        <w:t>ChromaDB</w:t>
+      </w:r>
+      <w:proofErr w:type="spellEnd"/>
+      <w:r>
+        <w:t xml:space="preserve"> persistent vector store, and a custom Router that classifies questions as Personal (RAG-grounded with cited sources) vs General (direct LLM).</w:t>
       </w:r>
     </w:p>
     <w:p>
@@ -650,15 +571,15 @@
         <w:ind w:left="1151" w:hanging="359"/>
       </w:pPr>
       <w:r>
-        <w:t xml:space="preserve">Built and deployed </w:t>
+        <w:t>AI / GenAI focus areas: Generative AI, LLM Application Development, Retrieval-Augmented Generation (RAG), Vector Databases (</w:t>
       </w:r>
       <w:proofErr w:type="spellStart"/>
       <w:r>
-        <w:t>PortfolioBot</w:t>
+        <w:t>ChromaDB</w:t>
       </w:r>
       <w:proofErr w:type="spellEnd"/>
       <w:r>
-        <w:t xml:space="preserve">, a production RAG (Retrieval-Augmented Generation) assistant embedded live on my portfolio site: </w:t>
+        <w:t xml:space="preserve">, Pinecone), Embeddings and Semantic Search, Prompt Engineering, OpenAI / Anthropic / Gemini API Integration, and </w:t>
       </w:r>
       <w:proofErr w:type="spellStart"/>
       <w:r>
@@ -666,15 +587,7 @@
       </w:r>
       <w:proofErr w:type="spellEnd"/>
       <w:r>
-        <w:t xml:space="preserve"> on OpenAI GPT-4o-mini with text-embedding-3-small, </w:t>
-      </w:r>
-      <w:proofErr w:type="spellStart"/>
-      <w:r>
-        <w:t>ChromaDB</w:t>
-      </w:r>
-      <w:proofErr w:type="spellEnd"/>
-      <w:r>
-        <w:t xml:space="preserve"> persistent vector store, and a custom Router that classifies questions as Personal (RAG-grounded with cited sources) vs General (direct LLM).</w:t>
+        <w:t xml:space="preserve"> / Python AI Backends.</w:t>
       </w:r>
     </w:p>
     <w:p>
@@ -688,23 +601,23 @@
         <w:ind w:left="1151" w:hanging="359"/>
       </w:pPr>
       <w:r>
-        <w:t>AI / GenAI focus areas: Generative AI, LLM Application Development, Retrieval-Augmented Generation (RAG), Vector Databases (</w:t>
+        <w:t xml:space="preserve">Strong background in unit, integration, and end-to-end testing with </w:t>
       </w:r>
       <w:proofErr w:type="spellStart"/>
       <w:r>
-        <w:t>ChromaDB</w:t>
+        <w:t>NUnit</w:t>
       </w:r>
       <w:proofErr w:type="spellEnd"/>
       <w:r>
-        <w:t xml:space="preserve">, Pinecone), Embeddings and Semantic Search, Prompt Engineering, OpenAI / Anthropic / Gemini API Integration, and </w:t>
+        <w:t xml:space="preserve">, </w:t>
       </w:r>
       <w:proofErr w:type="spellStart"/>
       <w:r>
-        <w:t>FastAPI</w:t>
+        <w:t>xUnit</w:t>
       </w:r>
       <w:proofErr w:type="spellEnd"/>
       <w:r>
-        <w:t xml:space="preserve"> / Python AI Backends.</w:t>
+        <w:t>, Jasmine, and Karma.</w:t>
       </w:r>
     </w:p>
     <w:p>
@@ -718,23 +631,7 @@
         <w:ind w:left="1151" w:hanging="359"/>
       </w:pPr>
       <w:r>
-        <w:t xml:space="preserve">Strong background in unit, integration, and end-to-end testing with </w:t>
-      </w:r>
-      <w:proofErr w:type="spellStart"/>
-      <w:r>
-        <w:t>NUnit</w:t>
-      </w:r>
-      <w:proofErr w:type="spellEnd"/>
-      <w:r>
-        <w:t xml:space="preserve">, </w:t>
-      </w:r>
-      <w:proofErr w:type="spellStart"/>
-      <w:r>
-        <w:t>xUnit</w:t>
-      </w:r>
-      <w:proofErr w:type="spellEnd"/>
-      <w:r>
-        <w:t>, Jasmine, and Karma.</w:t>
+        <w:t>Collaborated with QA, product, and business stakeholders in Agile Scrum to align engineering with product goals.</w:t>
       </w:r>
     </w:p>
     <w:p>
@@ -748,7 +645,21 @@
         <w:ind w:left="1151" w:hanging="359"/>
       </w:pPr>
       <w:r>
-        <w:t>Collaborated with QA, product, and business stakeholders in Agile Scrum to align engineering with product goals.</w:t>
+        <w:t>Mentored junior developers, conducted code reviews, and championed best practices across teams.</w:t>
+      </w:r>
+    </w:p>
+    <w:p>
+      <w:pPr>
+        <w:pStyle w:val="ListParagraph"/>
+        <w:numPr>
+          <w:ilvl w:val="0"/>
+          <w:numId w:val="2"/>
+        </w:numPr>
+        <w:spacing w:before="2" w:line="269" w:lineRule="exact"/>
+        <w:ind w:left="1151" w:hanging="359"/>
+      </w:pPr>
+      <w:r>
+        <w:t>Maintained compliance in healthcare-regulated systems through secure API design, role-based access control, and audit logging.</w:t>
       </w:r>
     </w:p>
     <w:p>
@@ -762,43 +673,25 @@
         <w:ind w:left="1151" w:hanging="359"/>
       </w:pPr>
       <w:r>
-        <w:t>Mentored junior developers, conducted code reviews, and championed best practices across teams.</w:t>
-      </w:r>
-    </w:p>
-    <w:p>
-      <w:pPr>
-        <w:pStyle w:val="ListParagraph"/>
-        <w:numPr>
-          <w:ilvl w:val="0"/>
-          <w:numId w:val="2"/>
-        </w:numPr>
-        <w:spacing w:before="2" w:line="269" w:lineRule="exact"/>
-        <w:ind w:left="1151" w:hanging="359"/>
-      </w:pPr>
-      <w:r>
-        <w:t>Maintained compliance in healthcare-regulated systems through secure API design, role-based access control, and audit logging.</w:t>
-      </w:r>
-    </w:p>
-    <w:p>
-      <w:pPr>
-        <w:pStyle w:val="ListParagraph"/>
-        <w:numPr>
-          <w:ilvl w:val="0"/>
-          <w:numId w:val="2"/>
-        </w:numPr>
+        <w:t xml:space="preserve">Comfortable across the stack: frontend (Angular, TypeScript, </w:t>
+      </w:r>
+      <w:proofErr w:type="spellStart"/>
+      <w:r>
+        <w:t>RxJS</w:t>
+      </w:r>
+      <w:proofErr w:type="spellEnd"/>
+      <w:r>
+        <w:t xml:space="preserve">, PWA), backend (.NET, C#, REST), </w:t>
+      </w:r>
+    </w:p>
+    <w:p>
+      <w:pPr>
+        <w:pStyle w:val="ListParagraph"/>
         <w:spacing w:line="269" w:lineRule="exact"/>
-        <w:ind w:left="1151" w:hanging="359"/>
-      </w:pPr>
-      <w:r>
-        <w:t xml:space="preserve">Comfortable across the stack: frontend (Angular, TypeScript, </w:t>
-      </w:r>
-      <w:proofErr w:type="spellStart"/>
-      <w:r>
-        <w:t>RxJS</w:t>
-      </w:r>
-      <w:proofErr w:type="spellEnd"/>
-      <w:r>
-        <w:t>, PWA), backend (.NET, C#, REST), data (SQL Server, MongoDB, Elasticsearch), and cloud (Azure).</w:t>
+        <w:ind w:firstLine="0"/>
+      </w:pPr>
+      <w:r>
+        <w:t>data (SQL Server, MongoDB, Elasticsearch), and cloud (Azure).</w:t>
       </w:r>
     </w:p>
     <w:p>
@@ -1198,13 +1091,8 @@
               </w:rPr>
               <w:t xml:space="preserve"> </w:t>
             </w:r>
-            <w:proofErr w:type="spellStart"/>
-            <w:r>
-              <w:t>XUnit</w:t>
-            </w:r>
-            <w:proofErr w:type="spellEnd"/>
-            <w:r>
-              <w:t>,</w:t>
+            <w:r>
+              <w:t>XUnit,</w:t>
             </w:r>
             <w:r>
               <w:rPr>
@@ -1486,7 +1374,6 @@
                 <w:b/>
                 <w:spacing w:val="-2"/>
               </w:rPr>
-              <w:lastRenderedPageBreak/>
               <w:t>Integration</w:t>
             </w:r>
             <w:r>
@@ -1729,6 +1616,7 @@
               <w:rPr>
                 <w:b/>
               </w:rPr>
+              <w:lastRenderedPageBreak/>
               <w:t>Development</w:t>
             </w:r>
             <w:r>
@@ -2222,7 +2110,20 @@
         <w:rPr>
           <w:bCs/>
         </w:rPr>
-        <w:t xml:space="preserve"> ecosystem using C#, ASP.NET Core, SQL Server, and Angular.</w:t>
+        <w:t xml:space="preserve"> ecosystem using C#, </w:t>
+      </w:r>
+    </w:p>
+    <w:p>
+      <w:pPr>
+        <w:pStyle w:val="ListParagraph"/>
+        <w:spacing w:before="18"/>
+        <w:ind w:left="1152" w:firstLine="0"/>
+      </w:pPr>
+      <w:r>
+        <w:rPr>
+          <w:bCs/>
+        </w:rPr>
+        <w:t>ASP.NET Core, SQL Server, and Angular.</w:t>
       </w:r>
     </w:p>
     <w:p>
@@ -2266,7 +2167,20 @@
         <w:rPr>
           <w:bCs/>
         </w:rPr>
-        <w:t xml:space="preserve"> install, push notifications, and offline-first refills, eliminating native app-store distribution.</w:t>
+        <w:t xml:space="preserve"> install, push notifications, and offline-first refills, </w:t>
+      </w:r>
+    </w:p>
+    <w:p>
+      <w:pPr>
+        <w:pStyle w:val="ListParagraph"/>
+        <w:spacing w:before="18"/>
+        <w:ind w:left="1152" w:firstLine="0"/>
+      </w:pPr>
+      <w:r>
+        <w:rPr>
+          <w:bCs/>
+        </w:rPr>
+        <w:t>eliminating native app-store distribution.</w:t>
       </w:r>
     </w:p>
     <w:p>
@@ -2342,7 +2256,20 @@
         <w:rPr>
           <w:bCs/>
         </w:rPr>
-        <w:t>Datetime Localization across 300+ screens via interceptor-based and service-based approaches for accurate cross-</w:t>
+        <w:t xml:space="preserve">Datetime Localization across 300+ screens via interceptor-based and service-based approaches for accurate </w:t>
+      </w:r>
+    </w:p>
+    <w:p>
+      <w:pPr>
+        <w:pStyle w:val="ListParagraph"/>
+        <w:spacing w:before="18"/>
+        <w:ind w:left="1152" w:firstLine="0"/>
+      </w:pPr>
+      <w:r>
+        <w:rPr>
+          <w:bCs/>
+        </w:rPr>
+        <w:t>cross-</w:t>
       </w:r>
       <w:proofErr w:type="spellStart"/>
       <w:r>
@@ -2372,7 +2299,26 @@
         <w:rPr>
           <w:bCs/>
         </w:rPr>
-        <w:t>Fixed SQL Server connection leaks by refactoring the retry pipeline scoping and async patterns, improving system reliability.</w:t>
+        <w:t>Fixed SQL Server connection leaks by refactoring the retry pipeline scoping and async patterns, improving system</w:t>
+      </w:r>
+      <w:r>
+        <w:rPr>
+          <w:bCs/>
+        </w:rPr>
+        <w:t xml:space="preserve"> </w:t>
+      </w:r>
+    </w:p>
+    <w:p>
+      <w:pPr>
+        <w:pStyle w:val="ListParagraph"/>
+        <w:spacing w:before="18"/>
+        <w:ind w:left="1152" w:firstLine="0"/>
+      </w:pPr>
+      <w:r>
+        <w:rPr>
+          <w:bCs/>
+        </w:rPr>
+        <w:t>reliability.</w:t>
       </w:r>
     </w:p>
     <w:p>
@@ -2527,14 +2473,31 @@
         <w:ind w:left="720"/>
         <w:rPr>
           <w:b/>
-        </w:rPr>
-      </w:pPr>
-      <w:r>
-        <w:rPr>
-          <w:b/>
           <w:i/>
         </w:rPr>
-        <w:t xml:space="preserve">Environment: Angular, PWA, ASP.NET Core, C#, TypeScript, SQL Server, Elasticsearch, MongoDB, Apache Kafka, Azure, Azure DevOps, Auth0, </w:t>
+      </w:pPr>
+      <w:r>
+        <w:rPr>
+          <w:b/>
+          <w:i/>
+        </w:rPr>
+        <w:t xml:space="preserve">Environment: Angular, PWA, ASP.NET Core, C#, TypeScript, SQL Server, Elasticsearch, MongoDB, Apache Kafka, </w:t>
+      </w:r>
+    </w:p>
+    <w:p>
+      <w:pPr>
+        <w:spacing w:before="80"/>
+        <w:ind w:left="720"/>
+        <w:rPr>
+          <w:b/>
+        </w:rPr>
+      </w:pPr>
+      <w:r>
+        <w:rPr>
+          <w:b/>
+          <w:i/>
+        </w:rPr>
+        <w:t xml:space="preserve">Azure, Azure DevOps, Auth0, </w:t>
       </w:r>
       <w:proofErr w:type="spellStart"/>
       <w:r>
@@ -2821,7 +2784,20 @@
         <w:rPr>
           <w:bCs/>
         </w:rPr>
-        <w:t>Implemented UTC-to-local datetime conversion handling across Angular grids to ensure accurate localization across different time zones.</w:t>
+        <w:t xml:space="preserve">Implemented UTC-to-local datetime conversion handling across Angular grids to ensure accurate localization across </w:t>
+      </w:r>
+    </w:p>
+    <w:p>
+      <w:pPr>
+        <w:pStyle w:val="ListParagraph"/>
+        <w:spacing w:before="18"/>
+        <w:ind w:left="1152" w:firstLine="0"/>
+      </w:pPr>
+      <w:r>
+        <w:rPr>
+          <w:bCs/>
+        </w:rPr>
+        <w:t>different time zones.</w:t>
       </w:r>
     </w:p>
     <w:p>
@@ -2853,7 +2829,20 @@
         <w:rPr>
           <w:bCs/>
         </w:rPr>
-        <w:t>Developed features for the Patient Engagement Platform: secure biometric login (Face ID), Rx refill requests, Rx history and refill status, insurance management, due-date tracking, and direct chat with pharmacy staff.</w:t>
+        <w:t xml:space="preserve">Developed features for the Patient Engagement Platform: secure biometric login (Face ID), Rx refill requests, Rx history </w:t>
+      </w:r>
+    </w:p>
+    <w:p>
+      <w:pPr>
+        <w:pStyle w:val="ListParagraph"/>
+        <w:spacing w:before="18"/>
+        <w:ind w:left="1152" w:firstLine="0"/>
+      </w:pPr>
+      <w:r>
+        <w:rPr>
+          <w:bCs/>
+        </w:rPr>
+        <w:t>and refill status, insurance management, due-date tracking, and direct chat with pharmacy staff.</w:t>
       </w:r>
     </w:p>
     <w:p>
@@ -2893,6 +2882,11 @@
     </w:p>
     <w:p>
       <w:pPr>
+        <w:spacing w:before="18"/>
+      </w:pPr>
+    </w:p>
+    <w:p>
+      <w:pPr>
         <w:pStyle w:val="ListParagraph"/>
         <w:numPr>
           <w:ilvl w:val="0"/>
@@ -2905,7 +2899,20 @@
           <w:bCs/>
         </w:rPr>
         <w:lastRenderedPageBreak/>
-        <w:t>Debugged and resolved production issues related to API latency, data mapping inconsistencies, and UI state synchronization, improving overall system reliability.</w:t>
+        <w:t xml:space="preserve">Debugged and resolved production issues related to API latency, data mapping inconsistencies, and UI state </w:t>
+      </w:r>
+    </w:p>
+    <w:p>
+      <w:pPr>
+        <w:pStyle w:val="ListParagraph"/>
+        <w:spacing w:before="18"/>
+        <w:ind w:left="1152" w:firstLine="0"/>
+      </w:pPr>
+      <w:r>
+        <w:rPr>
+          <w:bCs/>
+        </w:rPr>
+        <w:t>synchronization, improving overall system reliability.</w:t>
       </w:r>
     </w:p>
     <w:p>
@@ -2953,7 +2960,20 @@
         <w:rPr>
           <w:bCs/>
         </w:rPr>
-        <w:t>Contributed to backend scalability improvements and system performance optimization for high-traffic pharmacy transaction systems.</w:t>
+        <w:t xml:space="preserve">Contributed to backend scalability improvements and system performance optimization for high-traffic pharmacy </w:t>
+      </w:r>
+    </w:p>
+    <w:p>
+      <w:pPr>
+        <w:pStyle w:val="ListParagraph"/>
+        <w:spacing w:before="18"/>
+        <w:ind w:left="1152" w:firstLine="0"/>
+      </w:pPr>
+      <w:r>
+        <w:rPr>
+          <w:bCs/>
+        </w:rPr>
+        <w:t>transaction systems.</w:t>
       </w:r>
     </w:p>
     <w:p>
@@ -3020,8 +3040,13 @@
         <w:rPr>
           <w:b/>
         </w:rPr>
-        <w:tab/>
-        <w:t>June</w:t>
+        <w:t xml:space="preserve">                                                                               </w:t>
+      </w:r>
+      <w:r>
+        <w:rPr>
+          <w:b/>
+        </w:rPr>
+        <w:t>May</w:t>
       </w:r>
       <w:r>
         <w:rPr>
@@ -3060,7 +3085,7 @@
         <w:rPr>
           <w:b/>
         </w:rPr>
-        <w:t>May</w:t>
+        <w:t>September</w:t>
       </w:r>
       <w:r>
         <w:rPr>
@@ -3194,7 +3219,17 @@
         <w:spacing w:before="18"/>
       </w:pPr>
       <w:r>
-        <w:t>Built dynamic, responsive user interfaces with Angular, HTML, CSS, and Bootstrap, enhancing user experience and interface consistency.</w:t>
+        <w:t xml:space="preserve">Built dynamic, responsive user interfaces with Angular, HTML, CSS, and Bootstrap, enhancing user experience and </w:t>
+      </w:r>
+    </w:p>
+    <w:p>
+      <w:pPr>
+        <w:pStyle w:val="ListParagraph"/>
+        <w:spacing w:before="18"/>
+        <w:ind w:left="1152" w:firstLine="0"/>
+      </w:pPr>
+      <w:r>
+        <w:t>interface consistency.</w:t>
       </w:r>
     </w:p>
     <w:p>
@@ -3263,7 +3298,17 @@
         <w:spacing w:before="18"/>
       </w:pPr>
       <w:r>
-        <w:t>Deployed and managed scalable web applications on Microsoft Azure and IIS, utilizing Jenkins for automated build pipelines and seamless integration.</w:t>
+        <w:t xml:space="preserve">Deployed and managed scalable web applications on Microsoft Azure and IIS, utilizing Jenkins for automated build </w:t>
+      </w:r>
+    </w:p>
+    <w:p>
+      <w:pPr>
+        <w:pStyle w:val="ListParagraph"/>
+        <w:spacing w:before="18"/>
+        <w:ind w:left="1152" w:firstLine="0"/>
+      </w:pPr>
+      <w:r>
+        <w:t>pipelines and seamless integration.</w:t>
       </w:r>
     </w:p>
     <w:p>
@@ -3400,19 +3445,6 @@
           <w:ilvl w:val="0"/>
           <w:numId w:val="2"/>
         </w:numPr>
-        <w:spacing w:before="19"/>
-      </w:pPr>
-      <w:r>
-        <w:t>Developed and managed report generation tools to provide real-time insights and analytics, supporting business decision-making.</w:t>
-      </w:r>
-    </w:p>
-    <w:p>
-      <w:pPr>
-        <w:pStyle w:val="ListParagraph"/>
-        <w:numPr>
-          <w:ilvl w:val="0"/>
-          <w:numId w:val="2"/>
-        </w:numPr>
         <w:spacing w:before="15"/>
         <w:ind w:left="1151" w:hanging="359"/>
       </w:pPr>
@@ -3550,6 +3582,11 @@
     </w:p>
     <w:p>
       <w:pPr>
+        <w:spacing w:before="20"/>
+      </w:pPr>
+    </w:p>
+    <w:p>
+      <w:pPr>
         <w:pStyle w:val="ListParagraph"/>
         <w:numPr>
           <w:ilvl w:val="0"/>
@@ -3564,16 +3601,6 @@
     </w:p>
     <w:p>
       <w:pPr>
-        <w:spacing w:before="20"/>
-      </w:pPr>
-    </w:p>
-    <w:p>
-      <w:pPr>
-        <w:spacing w:before="20"/>
-      </w:pPr>
-    </w:p>
-    <w:p>
-      <w:pPr>
         <w:pStyle w:val="ListParagraph"/>
         <w:numPr>
           <w:ilvl w:val="0"/>
@@ -3583,8 +3610,26 @@
         <w:ind w:left="1151" w:hanging="376"/>
       </w:pPr>
       <w:r>
+        <w:t>Built audit logging and user activity tracking modules to support regulatory compliance and traceability across pharmacy workflows.</w:t>
+      </w:r>
+    </w:p>
+    <w:p>
+      <w:pPr>
+        <w:pStyle w:val="ListParagraph"/>
+        <w:numPr>
+          <w:ilvl w:val="0"/>
+          <w:numId w:val="1"/>
+        </w:numPr>
+        <w:spacing w:before="48"/>
+        <w:ind w:left="513" w:right="337" w:firstLine="0"/>
+        <w:jc w:val="both"/>
+        <w:rPr>
+          <w:sz w:val="20"/>
+        </w:rPr>
+      </w:pPr>
+      <w:r>
         <w:lastRenderedPageBreak/>
-        <w:t>Built audit logging and user activity tracking modules to support regulatory compliance and traceability across pharmacy workflows.</w:t>
+        <w:t>Implemented role-based dashboards with customized views for pharmacists, technicians, and managers, improving daily operational efficiency.</w:t>
       </w:r>
     </w:p>
     <w:p>
@@ -3594,41 +3639,155 @@
           <w:ilvl w:val="0"/>
           <w:numId w:val="1"/>
         </w:numPr>
-        <w:spacing w:before="20"/>
-        <w:ind w:left="1151" w:hanging="376"/>
-      </w:pPr>
-      <w:r>
-        <w:t>Implemented role-based dashboards with customized views for pharmacists, technicians, and managers, improving daily operational efficiency.</w:t>
-      </w:r>
-    </w:p>
-    <w:p>
-      <w:pPr>
-        <w:pStyle w:val="ListParagraph"/>
-        <w:numPr>
-          <w:ilvl w:val="0"/>
-          <w:numId w:val="1"/>
-        </w:numPr>
-        <w:spacing w:before="20"/>
-        <w:ind w:left="1151" w:hanging="376"/>
-      </w:pPr>
-      <w:r>
-        <w:t xml:space="preserve">Optimized Angular application performance through lazy loading, </w:t>
+        <w:spacing w:before="48"/>
+        <w:ind w:left="513" w:right="337" w:firstLine="0"/>
+        <w:jc w:val="both"/>
+        <w:rPr>
+          <w:sz w:val="20"/>
+        </w:rPr>
+      </w:pPr>
+      <w:r>
+        <w:rPr>
+          <w:b/>
+        </w:rPr>
+        <w:t>Environment</w:t>
+      </w:r>
+      <w:r>
+        <w:t>:</w:t>
+      </w:r>
+      <w:r>
+        <w:rPr>
+          <w:spacing w:val="-14"/>
+        </w:rPr>
+        <w:t xml:space="preserve"> </w:t>
+      </w:r>
+      <w:r>
+        <w:t>Angular,</w:t>
+      </w:r>
+      <w:r>
+        <w:rPr>
+          <w:spacing w:val="-14"/>
+        </w:rPr>
+        <w:t xml:space="preserve"> </w:t>
+      </w:r>
+      <w:r>
+        <w:t>.NET</w:t>
+      </w:r>
+      <w:r>
+        <w:rPr>
+          <w:spacing w:val="-14"/>
+        </w:rPr>
+        <w:t xml:space="preserve"> </w:t>
+      </w:r>
+      <w:r>
+        <w:t>Core,</w:t>
+      </w:r>
+      <w:r>
+        <w:rPr>
+          <w:spacing w:val="-13"/>
+        </w:rPr>
+        <w:t xml:space="preserve"> </w:t>
+      </w:r>
+      <w:r>
+        <w:t>TypeScript,</w:t>
+      </w:r>
+      <w:r>
+        <w:rPr>
+          <w:spacing w:val="-14"/>
+        </w:rPr>
+        <w:t xml:space="preserve"> </w:t>
+      </w:r>
+      <w:r>
+        <w:t>Single</w:t>
+      </w:r>
+      <w:r>
+        <w:rPr>
+          <w:spacing w:val="-14"/>
+        </w:rPr>
+        <w:t xml:space="preserve"> </w:t>
+      </w:r>
+      <w:r>
+        <w:t>Page</w:t>
+      </w:r>
+      <w:r>
+        <w:rPr>
+          <w:spacing w:val="-14"/>
+        </w:rPr>
+        <w:t xml:space="preserve"> </w:t>
+      </w:r>
+      <w:r>
+        <w:t>Applications</w:t>
+      </w:r>
+      <w:r>
+        <w:rPr>
+          <w:spacing w:val="-13"/>
+        </w:rPr>
+        <w:t xml:space="preserve"> </w:t>
+      </w:r>
+      <w:r>
+        <w:t>(SPAs),</w:t>
+      </w:r>
+      <w:r>
+        <w:rPr>
+          <w:spacing w:val="-14"/>
+        </w:rPr>
+        <w:t xml:space="preserve"> </w:t>
+      </w:r>
+      <w:r>
+        <w:t>HTML5,</w:t>
+      </w:r>
+      <w:r>
+        <w:rPr>
+          <w:spacing w:val="-14"/>
+        </w:rPr>
+        <w:t xml:space="preserve"> </w:t>
+      </w:r>
+      <w:r>
+        <w:t>CSS3,</w:t>
+      </w:r>
+      <w:r>
+        <w:rPr>
+          <w:spacing w:val="-14"/>
+        </w:rPr>
+        <w:t xml:space="preserve"> </w:t>
+      </w:r>
+      <w:r>
+        <w:t>Bootstrap,</w:t>
+      </w:r>
+      <w:r>
+        <w:rPr>
+          <w:spacing w:val="-13"/>
+        </w:rPr>
+        <w:t xml:space="preserve"> </w:t>
+      </w:r>
+      <w:r>
+        <w:t>Responsive</w:t>
+      </w:r>
+      <w:r>
+        <w:rPr>
+          <w:spacing w:val="-14"/>
+        </w:rPr>
+        <w:t xml:space="preserve"> </w:t>
+      </w:r>
+      <w:r>
+        <w:t xml:space="preserve">Design, Cross-Browser Compatibility, UI/UX Collaboration, RESTful APIs, Azure DevOps, CI/CD Pipelines, Swagger, SQL, NoSQL, ADO.NET, SQL Server, </w:t>
       </w:r>
       <w:proofErr w:type="spellStart"/>
       <w:r>
-        <w:t>OnPush</w:t>
+        <w:t>NUnit</w:t>
       </w:r>
       <w:proofErr w:type="spellEnd"/>
       <w:r>
-        <w:t xml:space="preserve"> change detection, and bundle-size analysis, improving initial page load time by ~25%.</w:t>
-      </w:r>
-    </w:p>
-    <w:p>
-      <w:pPr>
-        <w:pStyle w:val="BodyText"/>
-        <w:spacing w:before="48"/>
-        <w:ind w:left="0" w:firstLine="0"/>
-      </w:pPr>
+        <w:t xml:space="preserve">, XUnit, Legacy System Migration, Reusable Components, Agile Sprints, </w:t>
+      </w:r>
+      <w:proofErr w:type="spellStart"/>
+      <w:r>
+        <w:t>NgRx</w:t>
+      </w:r>
+      <w:proofErr w:type="spellEnd"/>
+      <w:r>
+        <w:t>, State Management, OAuth2 Authentication, Role-Based Access Control, Event-Driven Architecture, Apache Kafka, Real-Time Data Streaming, API Documentation, Database Optimization, Integration Testing, Front-End Performance Enhancement, Knowledge Sharing, Technical Debt Reduction.</w:t>
+      </w:r>
     </w:p>
     <w:p>
       <w:pPr>
@@ -3639,155 +3798,169 @@
           <w:sz w:val="20"/>
         </w:rPr>
       </w:pPr>
-      <w:r>
-        <w:rPr>
-          <w:b/>
-        </w:rPr>
-        <w:t>Environment</w:t>
-      </w:r>
-      <w:r>
-        <w:t>:</w:t>
-      </w:r>
-      <w:r>
-        <w:rPr>
-          <w:spacing w:val="-14"/>
-        </w:rPr>
-        <w:t xml:space="preserve"> </w:t>
-      </w:r>
-      <w:r>
-        <w:t>Angular,</w:t>
-      </w:r>
-      <w:r>
-        <w:rPr>
-          <w:spacing w:val="-14"/>
-        </w:rPr>
-        <w:t xml:space="preserve"> </w:t>
-      </w:r>
-      <w:r>
-        <w:t>.NET</w:t>
-      </w:r>
-      <w:r>
-        <w:rPr>
-          <w:spacing w:val="-14"/>
-        </w:rPr>
-        <w:t xml:space="preserve"> </w:t>
-      </w:r>
-      <w:r>
-        <w:t>Core,</w:t>
-      </w:r>
-      <w:r>
-        <w:rPr>
-          <w:spacing w:val="-13"/>
-        </w:rPr>
-        <w:t xml:space="preserve"> </w:t>
-      </w:r>
-      <w:r>
-        <w:t>TypeScript,</w:t>
-      </w:r>
-      <w:r>
-        <w:rPr>
-          <w:spacing w:val="-14"/>
-        </w:rPr>
-        <w:t xml:space="preserve"> </w:t>
-      </w:r>
-      <w:r>
-        <w:t>Single</w:t>
-      </w:r>
-      <w:r>
-        <w:rPr>
-          <w:spacing w:val="-14"/>
-        </w:rPr>
-        <w:t xml:space="preserve"> </w:t>
-      </w:r>
-      <w:r>
-        <w:t>Page</w:t>
-      </w:r>
-      <w:r>
-        <w:rPr>
-          <w:spacing w:val="-14"/>
-        </w:rPr>
-        <w:t xml:space="preserve"> </w:t>
-      </w:r>
-      <w:r>
-        <w:t>Applications</w:t>
-      </w:r>
-      <w:r>
-        <w:rPr>
-          <w:spacing w:val="-13"/>
-        </w:rPr>
-        <w:t xml:space="preserve"> </w:t>
-      </w:r>
-      <w:r>
-        <w:t>(SPAs),</w:t>
-      </w:r>
-      <w:r>
-        <w:rPr>
-          <w:spacing w:val="-14"/>
-        </w:rPr>
-        <w:t xml:space="preserve"> </w:t>
-      </w:r>
-      <w:r>
-        <w:t>HTML5,</w:t>
-      </w:r>
-      <w:r>
-        <w:rPr>
-          <w:spacing w:val="-14"/>
-        </w:rPr>
-        <w:t xml:space="preserve"> </w:t>
-      </w:r>
-      <w:r>
-        <w:t>CSS3,</w:t>
-      </w:r>
-      <w:r>
-        <w:rPr>
-          <w:spacing w:val="-14"/>
-        </w:rPr>
-        <w:t xml:space="preserve"> </w:t>
-      </w:r>
-      <w:r>
-        <w:t>Bootstrap,</w:t>
-      </w:r>
-      <w:r>
-        <w:rPr>
-          <w:spacing w:val="-13"/>
-        </w:rPr>
-        <w:t xml:space="preserve"> </w:t>
-      </w:r>
-      <w:r>
-        <w:t>Responsive</w:t>
-      </w:r>
-      <w:r>
-        <w:rPr>
-          <w:spacing w:val="-14"/>
-        </w:rPr>
-        <w:t xml:space="preserve"> </w:t>
-      </w:r>
-      <w:r>
-        <w:t xml:space="preserve">Design, Cross-Browser Compatibility, UI/UX Collaboration, RESTful APIs, Azure DevOps, CI/CD Pipelines, Swagger, SQL, NoSQL, ADO.NET, SQL Server, </w:t>
-      </w:r>
-      <w:proofErr w:type="spellStart"/>
-      <w:r>
-        <w:t>NUnit</w:t>
-      </w:r>
-      <w:proofErr w:type="spellEnd"/>
-      <w:r>
-        <w:t xml:space="preserve">, </w:t>
-      </w:r>
-      <w:proofErr w:type="spellStart"/>
-      <w:r>
-        <w:t>XUnit</w:t>
-      </w:r>
-      <w:proofErr w:type="spellEnd"/>
-      <w:r>
-        <w:t xml:space="preserve">, Legacy System Migration, Reusable Components, Agile Sprints, </w:t>
-      </w:r>
-      <w:proofErr w:type="spellStart"/>
-      <w:r>
-        <w:t>NgRx</w:t>
-      </w:r>
-      <w:proofErr w:type="spellEnd"/>
-      <w:r>
-        <w:t>, State Management, OAuth2 Authentication, Role-Based Access Control, Event-Driven Architecture, Apache Kafka, Real-Time Data Streaming, API Documentation, Database Optimization, Integration Testing, Front-End Performance Enhancement, Knowledge Sharing, Technical Debt Reduction.</w:t>
+    </w:p>
+    <w:p>
+      <w:pPr>
+        <w:pStyle w:val="BodyText"/>
+        <w:ind w:left="513" w:right="337" w:firstLine="0"/>
+        <w:jc w:val="both"/>
+        <w:rPr>
+          <w:b/>
+          <w:bCs/>
+          <w:sz w:val="20"/>
+        </w:rPr>
+      </w:pPr>
+      <w:r>
+        <w:rPr>
+          <w:b/>
+          <w:bCs/>
+        </w:rPr>
+        <w:t>Organization: Sails Software Solutions</w:t>
+      </w:r>
+      <w:r>
+        <w:rPr>
+          <w:b/>
+          <w:bCs/>
+        </w:rPr>
+        <w:tab/>
+      </w:r>
+      <w:r>
+        <w:rPr>
+          <w:b/>
+          <w:bCs/>
+        </w:rPr>
+        <w:tab/>
+      </w:r>
+      <w:r>
+        <w:rPr>
+          <w:b/>
+          <w:bCs/>
+        </w:rPr>
+        <w:tab/>
+      </w:r>
+      <w:r>
+        <w:rPr>
+          <w:b/>
+          <w:bCs/>
+        </w:rPr>
+        <w:tab/>
+      </w:r>
+      <w:r>
+        <w:rPr>
+          <w:b/>
+          <w:bCs/>
+        </w:rPr>
+        <w:tab/>
+      </w:r>
+      <w:r>
+        <w:rPr>
+          <w:b/>
+          <w:bCs/>
+        </w:rPr>
+        <w:tab/>
+      </w:r>
+      <w:r>
+        <w:rPr>
+          <w:b/>
+          <w:bCs/>
+        </w:rPr>
+        <w:t>May 2019 – May 2021 Project: ePrimeRx</w:t>
+      </w:r>
+    </w:p>
+    <w:p>
+      <w:pPr>
+        <w:pStyle w:val="BodyText"/>
+        <w:ind w:left="513" w:right="337" w:firstLine="0"/>
+        <w:jc w:val="both"/>
+        <w:rPr>
+          <w:b/>
+          <w:bCs/>
+        </w:rPr>
+      </w:pPr>
+      <w:r>
+        <w:rPr>
+          <w:b/>
+          <w:bCs/>
+        </w:rPr>
+        <w:t>Role: Software Engineer Intern</w:t>
+      </w:r>
+      <w:r>
+        <w:rPr>
+          <w:b/>
+          <w:bCs/>
+        </w:rPr>
+        <w:tab/>
+      </w:r>
+    </w:p>
+    <w:p>
+      <w:pPr>
+        <w:pStyle w:val="BodyText"/>
+        <w:ind w:left="513" w:right="337" w:firstLine="0"/>
+        <w:jc w:val="both"/>
+        <w:rPr>
+          <w:b/>
+          <w:bCs/>
+          <w:sz w:val="20"/>
+        </w:rPr>
+      </w:pPr>
+      <w:r>
+        <w:rPr>
+          <w:b/>
+          <w:bCs/>
+        </w:rPr>
+        <w:t>Responsibilities:</w:t>
+      </w:r>
+    </w:p>
+    <w:p>
+      <w:pPr>
+        <w:pStyle w:val="BodyText"/>
+        <w:ind w:left="513" w:right="337" w:firstLine="0"/>
+        <w:jc w:val="both"/>
+        <w:rPr>
+          <w:sz w:val="20"/>
+        </w:rPr>
+      </w:pPr>
+      <w:r>
+        <w:t>Built core pharmacy functionality in C#/.NET and Angular alongside senior developers.</w:t>
+      </w:r>
+    </w:p>
+    <w:p>
+      <w:pPr>
+        <w:pStyle w:val="BodyText"/>
+        <w:ind w:left="513" w:right="337" w:firstLine="0"/>
+        <w:jc w:val="both"/>
+        <w:rPr>
+          <w:sz w:val="20"/>
+        </w:rPr>
+      </w:pPr>
+      <w:r>
+        <w:t>Integrated RESTful APIs for client-server communication; supported Azure/IIS deployments with Jenkins CI.</w:t>
+      </w:r>
+    </w:p>
+    <w:p>
+      <w:pPr>
+        <w:pStyle w:val="BodyText"/>
+        <w:ind w:left="513" w:right="337" w:firstLine="0"/>
+        <w:jc w:val="both"/>
+        <w:rPr>
+          <w:sz w:val="20"/>
+        </w:rPr>
+      </w:pPr>
+      <w:r>
+        <w:t>Participated in Agile Scrum ceremonies, requirements gathering, and QA validation.</w:t>
+      </w:r>
+    </w:p>
+    <w:p>
+      <w:pPr>
+        <w:pStyle w:val="BodyText"/>
+        <w:ind w:left="513" w:right="337" w:firstLine="0"/>
+        <w:jc w:val="both"/>
+        <w:rPr>
+          <w:sz w:val="20"/>
+        </w:rPr>
+      </w:pPr>
+      <w:r>
+        <w:t>Environment: Angular, .NET, C#, HTML, CSS, Bootstrap, RESTful APIs, Azure, IIS, Jenkins, Agile Scrum.</w:t>
       </w:r>
     </w:p>
     <w:p>
@@ -3837,7 +4010,15 @@
       </w:r>
       <w:proofErr w:type="spellEnd"/>
       <w:r>
-        <w:t xml:space="preserve"> + OpenAI GPT-4o-mini + text-embedding-3-small + </w:t>
+        <w:t xml:space="preserve"> + OpenAI GPT-4o-</w:t>
+      </w:r>
+      <w:proofErr w:type="gramStart"/>
+      <w:r>
+        <w:t>mini  text</w:t>
+      </w:r>
+      <w:proofErr w:type="gramEnd"/>
+      <w:r>
+        <w:t xml:space="preserve">-embedding-3-small + </w:t>
       </w:r>
       <w:proofErr w:type="spellStart"/>
       <w:r>
@@ -3845,7 +4026,17 @@
       </w:r>
       <w:proofErr w:type="spellEnd"/>
       <w:r>
-        <w:t xml:space="preserve">. Custom Router classifies questions as Personal (RAG-grounded, returns cited sources) vs General (direct LLM). Authored idempotent ingestion pipeline (.md/.pdf/.docx → 800-char chunks → embeddings → </w:t>
+        <w:t xml:space="preserve">. Custom Router classifies questions as Personal (RAG-grounded, returns cited </w:t>
+      </w:r>
+    </w:p>
+    <w:p>
+      <w:pPr>
+        <w:pStyle w:val="ListParagraph"/>
+        <w:spacing w:before="18"/>
+        <w:ind w:left="1079" w:firstLine="0"/>
+      </w:pPr>
+      <w:r>
+        <w:t xml:space="preserve">sources) vs General (direct LLM). Authored idempotent ingestion pipeline (.md/.pdf/.docx → 800-char chunks → embeddings → </w:t>
       </w:r>
       <w:proofErr w:type="spellStart"/>
       <w:r>
@@ -3861,7 +4052,17 @@
       </w:r>
       <w:proofErr w:type="gramEnd"/>
       <w:r>
-        <w:t xml:space="preserve"> (5) cosine retrieval, three-role Prompt Engineering, CORS-locked endpoints, deployed on Render.</w:t>
+        <w:t xml:space="preserve"> (5) cosine retrieval, three-role Prompt Engineering, CORS-locked endpoints, </w:t>
+      </w:r>
+    </w:p>
+    <w:p>
+      <w:pPr>
+        <w:pStyle w:val="ListParagraph"/>
+        <w:spacing w:before="18"/>
+        <w:ind w:left="1079" w:firstLine="0"/>
+      </w:pPr>
+      <w:r>
+        <w:t>deployed on Render.</w:t>
       </w:r>
     </w:p>
     <w:p>
@@ -3877,35 +4078,37 @@
       <w:r>
         <w:rPr>
           <w:b/>
-          <w:bCs/>
-        </w:rPr>
-        <w:t>AI-Powered Quiz Platform</w:t>
-      </w:r>
-      <w:r>
-        <w:t xml:space="preserve"> (2025): Angular + OpenAI / Anthropic APIs. Dynamic question generation, real-time scoring engine, and animated leaderboards. Ran a live session with 300+ concurrent participants.</w:t>
-      </w:r>
-    </w:p>
-    <w:p>
-      <w:pPr>
+        </w:rPr>
+        <w:t>Remindly</w:t>
+      </w:r>
+      <w:r>
+        <w:t xml:space="preserve"> — AI Reminder &amp; To-Do App (Flutter, 2026): Cross-platform app with full-screen alarm-style reminders. Integrated Google Gemini for natural-language reminder creation, photo-to-reminder parsing, AI-generated to-do lists, </w:t>
+      </w:r>
+      <w:proofErr w:type="gramStart"/>
+      <w:r>
+        <w:t>an</w:t>
+      </w:r>
+      <w:proofErr w:type="gramEnd"/>
+      <w:r>
+        <w:t xml:space="preserve"> </w:t>
+      </w:r>
+    </w:p>
+    <w:p>
+      <w:pPr>
+        <w:pStyle w:val="ListParagraph"/>
         <w:spacing w:before="18"/>
-      </w:pPr>
-    </w:p>
-    <w:p>
-      <w:pPr>
-        <w:ind w:left="662"/>
-      </w:pPr>
-      <w:r>
-        <w:rPr>
-          <w:b/>
-          <w:spacing w:val="-2"/>
-        </w:rPr>
-        <w:t>Certifications</w:t>
-      </w:r>
-      <w:r>
-        <w:rPr>
-          <w:spacing w:val="-2"/>
-        </w:rPr>
-        <w:t>:</w:t>
+        <w:ind w:left="1079" w:firstLine="0"/>
+      </w:pPr>
+      <w:r>
+        <w:t xml:space="preserve">in-app assistant chat, and weekly insights. Every AI feature degrades gracefully — fully functional offline. Firebase Auth+ </w:t>
+      </w:r>
+      <w:proofErr w:type="spellStart"/>
+      <w:r>
+        <w:t>Firestore</w:t>
+      </w:r>
+      <w:proofErr w:type="spellEnd"/>
+      <w:r>
+        <w:t xml:space="preserve"> sync.</w:t>
       </w:r>
     </w:p>
     <w:p>
@@ -3919,6 +4122,116 @@
         <w:ind w:left="1079" w:hanging="359"/>
       </w:pPr>
       <w:r>
+        <w:rPr>
+          <w:b/>
+        </w:rPr>
+        <w:t>ScrumAgent</w:t>
+      </w:r>
+      <w:r>
+        <w:t xml:space="preserve"> — Agentic AI for Scrum Masters (Python, 2026): Built on Anthropic Claude with a tool-use loop (</w:t>
+      </w:r>
+    </w:p>
+    <w:p>
+      <w:pPr>
+        <w:pStyle w:val="ListParagraph"/>
+        <w:spacing w:before="18"/>
+        <w:ind w:left="1079" w:firstLine="0"/>
+      </w:pPr>
+      <w:proofErr w:type="spellStart"/>
+      <w:r>
+        <w:t>create_ticket</w:t>
+      </w:r>
+      <w:proofErr w:type="spellEnd"/>
+      <w:r>
+        <w:t xml:space="preserve"> / </w:t>
+      </w:r>
+      <w:proofErr w:type="spellStart"/>
+      <w:r>
+        <w:t>draft_email</w:t>
+      </w:r>
+      <w:proofErr w:type="spellEnd"/>
+      <w:r>
+        <w:t xml:space="preserve"> / </w:t>
+      </w:r>
+      <w:proofErr w:type="spellStart"/>
+      <w:r>
+        <w:t>ask_user</w:t>
+      </w:r>
+      <w:proofErr w:type="spellEnd"/>
+      <w:r>
+        <w:t xml:space="preserve">) that turns meeting transcripts into Jira tickets and a follow-up email. Independent verification pass audits every ticket against the source transcript to prevent hallucination; inline clarification loop for ambiguous owners/deadlines; sprint health reports from live Jira data. Production-hardened with retries/backoff; 45 tests, </w:t>
+      </w:r>
+    </w:p>
+    <w:p>
+      <w:pPr>
+        <w:pStyle w:val="ListParagraph"/>
+        <w:spacing w:before="18"/>
+        <w:ind w:left="1079" w:firstLine="0"/>
+      </w:pPr>
+      <w:proofErr w:type="gramStart"/>
+      <w:r>
+        <w:t>no</w:t>
+      </w:r>
+      <w:proofErr w:type="gramEnd"/>
+      <w:r>
+        <w:t xml:space="preserve"> network required.</w:t>
+      </w:r>
+    </w:p>
+    <w:p>
+      <w:pPr>
+        <w:pStyle w:val="ListParagraph"/>
+        <w:numPr>
+          <w:ilvl w:val="0"/>
+          <w:numId w:val="1"/>
+        </w:numPr>
+        <w:spacing w:before="18"/>
+        <w:ind w:left="1079" w:hanging="359"/>
+      </w:pPr>
+      <w:r>
+        <w:rPr>
+          <w:b/>
+          <w:bCs/>
+        </w:rPr>
+        <w:t>AI-Powered Quiz Platform</w:t>
+      </w:r>
+      <w:r>
+        <w:t xml:space="preserve"> (2025): Angular + OpenAI / Anthropic APIs. Dynamic question generation, real-time scoring engine, and animated leaderboards. Ran a live session with 300+ concurrent participants.</w:t>
+      </w:r>
+    </w:p>
+    <w:p>
+      <w:pPr>
+        <w:spacing w:before="18"/>
+      </w:pPr>
+    </w:p>
+    <w:p>
+      <w:pPr>
+        <w:ind w:left="662"/>
+      </w:pPr>
+      <w:r>
+        <w:rPr>
+          <w:b/>
+          <w:spacing w:val="-2"/>
+        </w:rPr>
+        <w:t>Certifications</w:t>
+      </w:r>
+      <w:r>
+        <w:rPr>
+          <w:spacing w:val="-2"/>
+        </w:rPr>
+        <w:t>:</w:t>
+      </w:r>
+    </w:p>
+    <w:p>
+      <w:pPr>
+        <w:pStyle w:val="ListParagraph"/>
+        <w:numPr>
+          <w:ilvl w:val="0"/>
+          <w:numId w:val="1"/>
+        </w:numPr>
+        <w:spacing w:before="18"/>
+        <w:ind w:left="1079" w:hanging="359"/>
+      </w:pPr>
+      <w:r>
         <w:t>Microsoft</w:t>
       </w:r>
       <w:r>
@@ -4022,6 +4335,27 @@
           <w:spacing w:val="-2"/>
         </w:rPr>
         <w:t>certification.</w:t>
+      </w:r>
+    </w:p>
+    <w:p>
+      <w:pPr>
+        <w:pStyle w:val="ListParagraph"/>
+        <w:numPr>
+          <w:ilvl w:val="0"/>
+          <w:numId w:val="1"/>
+        </w:numPr>
+        <w:ind w:left="1079" w:hanging="359"/>
+      </w:pPr>
+      <w:r>
+        <w:t xml:space="preserve">Unit Testing .NET 9 with </w:t>
+      </w:r>
+      <w:proofErr w:type="spellStart"/>
+      <w:r>
+        <w:t>xUnit</w:t>
+      </w:r>
+      <w:proofErr w:type="spellEnd"/>
+      <w:r>
+        <w:t xml:space="preserve"> .NET v3.</w:t>
       </w:r>
     </w:p>
     <w:p>
